--- a/WebContent/docx/MGMT基因甲基化报告.docx
+++ b/WebContent/docx/MGMT基因甲基化报告.docx
@@ -2,6 +2,1688 @@
 <file path=word/document.xml><?xml version="1.0" encoding="utf-8"?>
 <w:document xmlns:wpc="http://schemas.microsoft.com/office/word/2010/wordprocessingCanvas" xmlns:mc="http://schemas.openxmlformats.org/markup-compatibility/2006" xmlns:o="urn:schemas-microsoft-com:office:office" xmlns:r="http://schemas.openxmlformats.org/officeDocument/2006/relationships" xmlns:m="http://schemas.openxmlformats.org/officeDocument/2006/math" xmlns:v="urn:schemas-microsoft-com:vml" xmlns:wp14="http://schemas.microsoft.com/office/word/2010/wordprocessingDrawing" xmlns:wp="http://schemas.openxmlformats.org/drawingml/2006/wordprocessingDrawing" xmlns:w="http://schemas.openxmlformats.org/wordprocessingml/2006/main" xmlns:w14="http://schemas.microsoft.com/office/word/2010/wordml" xmlns:w10="urn:schemas-microsoft-com:office:word" xmlns:w15="http://schemas.microsoft.com/office/word/2012/wordml" xmlns:wpg="http://schemas.microsoft.com/office/word/2010/wordprocessingGroup" xmlns:wpi="http://schemas.microsoft.com/office/word/2010/wordprocessingInk" xmlns:wne="http://schemas.microsoft.com/office/word/2006/wordml" xmlns:wps="http://schemas.microsoft.com/office/word/2010/wordprocessingShape" xmlns:wpsCustomData="http://www.wps.cn/officeDocument/2013/wpsCustomData" mc:Ignorable="w14 w15 wp14">
   <w:body>
+    <w:p>
+      <w:pPr>
+        <w:rPr>
+          <w:rFonts w:hint="default" w:ascii="Times New Roman" w:hAnsi="Times New Roman" w:eastAsia="微软雅黑" w:cs="Times New Roman"/>
+          <w:sz w:val="20"/>
+          <w:lang w:eastAsia="zh-CN"/>
+        </w:rPr>
+      </w:pPr>
+    </w:p>
+    <w:p>
+      <w:pPr>
+        <w:rPr>
+          <w:rFonts w:hint="default" w:ascii="Times New Roman" w:hAnsi="Times New Roman" w:eastAsia="微软雅黑" w:cs="Times New Roman"/>
+          <w:sz w:val="20"/>
+          <w:lang w:eastAsia="zh-CN"/>
+        </w:rPr>
+      </w:pPr>
+    </w:p>
+    <w:p>
+      <w:pPr>
+        <w:rPr>
+          <w:rFonts w:hint="default" w:ascii="Times New Roman" w:hAnsi="Times New Roman" w:eastAsia="微软雅黑" w:cs="Times New Roman"/>
+          <w:sz w:val="20"/>
+          <w:lang w:eastAsia="zh-CN"/>
+        </w:rPr>
+      </w:pPr>
+    </w:p>
+    <w:p>
+      <w:pPr>
+        <w:rPr>
+          <w:rFonts w:hint="default" w:ascii="Times New Roman" w:hAnsi="Times New Roman" w:eastAsia="微软雅黑" w:cs="Times New Roman"/>
+          <w:sz w:val="20"/>
+          <w:lang w:eastAsia="zh-CN"/>
+        </w:rPr>
+      </w:pPr>
+    </w:p>
+    <w:p>
+      <w:pPr>
+        <w:rPr>
+          <w:rFonts w:hint="default" w:ascii="Times New Roman" w:hAnsi="Times New Roman" w:eastAsia="微软雅黑" w:cs="Times New Roman"/>
+          <w:sz w:val="20"/>
+          <w:lang w:eastAsia="zh-CN"/>
+        </w:rPr>
+      </w:pPr>
+    </w:p>
+    <w:p>
+      <w:pPr>
+        <w:rPr>
+          <w:rFonts w:hint="default" w:ascii="Times New Roman" w:hAnsi="Times New Roman" w:eastAsia="微软雅黑" w:cs="Times New Roman"/>
+        </w:rPr>
+      </w:pPr>
+    </w:p>
+    <w:p>
+      <w:pPr>
+        <w:rPr>
+          <w:rFonts w:hint="default" w:ascii="Times New Roman" w:hAnsi="Times New Roman" w:eastAsia="微软雅黑" w:cs="Times New Roman"/>
+        </w:rPr>
+      </w:pPr>
+    </w:p>
+    <w:p>
+      <w:pPr>
+        <w:rPr>
+          <w:rFonts w:hint="default" w:ascii="Times New Roman" w:hAnsi="Times New Roman" w:eastAsia="微软雅黑" w:cs="Times New Roman"/>
+        </w:rPr>
+      </w:pPr>
+    </w:p>
+    <w:p>
+      <w:pPr>
+        <w:rPr>
+          <w:rFonts w:hint="default" w:ascii="Times New Roman" w:hAnsi="Times New Roman" w:eastAsia="微软雅黑" w:cs="Times New Roman"/>
+        </w:rPr>
+      </w:pPr>
+    </w:p>
+    <w:p>
+      <w:pPr>
+        <w:rPr>
+          <w:rFonts w:hint="default" w:ascii="Times New Roman" w:hAnsi="Times New Roman" w:eastAsia="微软雅黑" w:cs="Times New Roman"/>
+        </w:rPr>
+      </w:pPr>
+    </w:p>
+    <w:p>
+      <w:pPr>
+        <w:rPr>
+          <w:rFonts w:hint="default" w:ascii="Times New Roman" w:hAnsi="Times New Roman" w:eastAsia="微软雅黑" w:cs="Times New Roman"/>
+          <w:lang w:eastAsia="zh-CN"/>
+        </w:rPr>
+      </w:pPr>
+    </w:p>
+    <w:p>
+      <w:pPr>
+        <w:rPr>
+          <w:rFonts w:hint="default" w:ascii="Times New Roman" w:hAnsi="Times New Roman" w:eastAsia="微软雅黑" w:cs="Times New Roman"/>
+        </w:rPr>
+      </w:pPr>
+    </w:p>
+    <w:p>
+      <w:pPr>
+        <w:rPr>
+          <w:rFonts w:hint="default" w:ascii="Times New Roman" w:hAnsi="Times New Roman" w:eastAsia="微软雅黑" w:cs="Times New Roman"/>
+        </w:rPr>
+      </w:pPr>
+    </w:p>
+    <w:p>
+      <w:pPr>
+        <w:rPr>
+          <w:rFonts w:hint="default" w:ascii="Times New Roman" w:hAnsi="Times New Roman" w:eastAsia="微软雅黑" w:cs="Times New Roman"/>
+        </w:rPr>
+      </w:pPr>
+    </w:p>
+    <w:p>
+      <w:pPr>
+        <w:rPr>
+          <w:rFonts w:hint="default" w:ascii="Times New Roman" w:hAnsi="Times New Roman" w:eastAsia="微软雅黑" w:cs="Times New Roman"/>
+        </w:rPr>
+      </w:pPr>
+    </w:p>
+    <w:p>
+      <w:pPr>
+        <w:rPr>
+          <w:rFonts w:hint="default" w:ascii="Times New Roman" w:hAnsi="Times New Roman" w:eastAsia="微软雅黑" w:cs="Times New Roman"/>
+        </w:rPr>
+      </w:pPr>
+    </w:p>
+    <w:p>
+      <w:pPr>
+        <w:rPr>
+          <w:rFonts w:hint="default" w:ascii="Times New Roman" w:hAnsi="Times New Roman" w:eastAsia="微软雅黑" w:cs="Times New Roman"/>
+        </w:rPr>
+      </w:pPr>
+    </w:p>
+    <w:tbl>
+      <w:tblPr>
+        <w:tblStyle w:val="16"/>
+        <w:tblpPr w:leftFromText="181" w:rightFromText="181" w:vertAnchor="page" w:horzAnchor="page" w:tblpXSpec="center" w:tblpY="9072"/>
+        <w:tblOverlap w:val="never"/>
+        <w:tblW w:w="6595" w:type="dxa"/>
+        <w:jc w:val="center"/>
+        <w:tblBorders>
+          <w:top w:val="single" w:color="auto" w:sz="4" w:space="0"/>
+          <w:left w:val="single" w:color="auto" w:sz="4" w:space="0"/>
+          <w:bottom w:val="single" w:color="auto" w:sz="4" w:space="0"/>
+          <w:right w:val="single" w:color="auto" w:sz="4" w:space="0"/>
+          <w:insideH w:val="single" w:color="auto" w:sz="4" w:space="0"/>
+          <w:insideV w:val="single" w:color="auto" w:sz="4" w:space="0"/>
+        </w:tblBorders>
+        <w:tblLayout w:type="fixed"/>
+        <w:tblCellMar>
+          <w:top w:w="0" w:type="dxa"/>
+          <w:left w:w="108" w:type="dxa"/>
+          <w:bottom w:w="0" w:type="dxa"/>
+          <w:right w:w="108" w:type="dxa"/>
+        </w:tblCellMar>
+      </w:tblPr>
+      <w:tblGrid>
+        <w:gridCol w:w="2124"/>
+        <w:gridCol w:w="4471"/>
+      </w:tblGrid>
+      <w:tr>
+        <w:tblPrEx>
+          <w:tblBorders>
+            <w:top w:val="single" w:color="auto" w:sz="4" w:space="0"/>
+            <w:left w:val="single" w:color="auto" w:sz="4" w:space="0"/>
+            <w:bottom w:val="single" w:color="auto" w:sz="4" w:space="0"/>
+            <w:right w:val="single" w:color="auto" w:sz="4" w:space="0"/>
+            <w:insideH w:val="single" w:color="auto" w:sz="4" w:space="0"/>
+            <w:insideV w:val="single" w:color="auto" w:sz="4" w:space="0"/>
+          </w:tblBorders>
+          <w:tblCellMar>
+            <w:top w:w="0" w:type="dxa"/>
+            <w:left w:w="108" w:type="dxa"/>
+            <w:bottom w:w="0" w:type="dxa"/>
+            <w:right w:w="108" w:type="dxa"/>
+          </w:tblCellMar>
+        </w:tblPrEx>
+        <w:trPr>
+          <w:trHeight w:val="667" w:hRule="atLeast"/>
+          <w:jc w:val="center"/>
+        </w:trPr>
+        <w:tc>
+          <w:tcPr>
+            <w:tcW w:w="2124" w:type="dxa"/>
+            <w:tcBorders>
+              <w:top w:val="nil"/>
+              <w:left w:val="nil"/>
+              <w:bottom w:val="nil"/>
+              <w:right w:val="nil"/>
+            </w:tcBorders>
+            <w:vAlign w:val="bottom"/>
+          </w:tcPr>
+          <w:p>
+            <w:pPr>
+              <w:pStyle w:val="6"/>
+              <w:jc w:val="right"/>
+              <w:rPr>
+                <w:rFonts w:ascii="黑体"/>
+                <w:sz w:val="48"/>
+                <w:lang w:eastAsia="zh-CN"/>
+              </w:rPr>
+            </w:pPr>
+            <w:r>
+              <w:rPr>
+                <w:rFonts w:hint="eastAsia" w:ascii="微软雅黑" w:eastAsia="微软雅黑"/>
+                <w:sz w:val="30"/>
+                <w:lang w:eastAsia="zh-CN"/>
+              </w:rPr>
+              <w:t>委 托 人：</w:t>
+            </w:r>
+          </w:p>
+        </w:tc>
+        <w:tc>
+          <w:tcPr>
+            <w:tcW w:w="4471" w:type="dxa"/>
+            <w:tcBorders>
+              <w:top w:val="nil"/>
+              <w:left w:val="nil"/>
+              <w:bottom w:val="single" w:color="auto" w:sz="4" w:space="0"/>
+              <w:right w:val="nil"/>
+            </w:tcBorders>
+            <w:vAlign w:val="bottom"/>
+          </w:tcPr>
+          <w:p>
+            <w:pPr>
+              <w:pStyle w:val="6"/>
+              <w:jc w:val="center"/>
+              <w:rPr>
+                <w:rFonts w:ascii="黑体"/>
+                <w:sz w:val="48"/>
+                <w:lang w:eastAsia="zh-CN"/>
+              </w:rPr>
+            </w:pPr>
+            <w:r>
+              <w:rPr>
+                <w:rFonts w:hint="eastAsia" w:ascii="微软雅黑" w:eastAsia="微软雅黑"/>
+                <w:sz w:val="30"/>
+                <w:lang w:eastAsia="zh-CN"/>
+              </w:rPr>
+              <w:t>{{ client }}</w:t>
+            </w:r>
+          </w:p>
+        </w:tc>
+      </w:tr>
+      <w:tr>
+        <w:tblPrEx>
+          <w:tblBorders>
+            <w:top w:val="single" w:color="auto" w:sz="4" w:space="0"/>
+            <w:left w:val="single" w:color="auto" w:sz="4" w:space="0"/>
+            <w:bottom w:val="single" w:color="auto" w:sz="4" w:space="0"/>
+            <w:right w:val="single" w:color="auto" w:sz="4" w:space="0"/>
+            <w:insideH w:val="single" w:color="auto" w:sz="4" w:space="0"/>
+            <w:insideV w:val="single" w:color="auto" w:sz="4" w:space="0"/>
+          </w:tblBorders>
+          <w:tblCellMar>
+            <w:top w:w="0" w:type="dxa"/>
+            <w:left w:w="108" w:type="dxa"/>
+            <w:bottom w:w="0" w:type="dxa"/>
+            <w:right w:w="108" w:type="dxa"/>
+          </w:tblCellMar>
+        </w:tblPrEx>
+        <w:trPr>
+          <w:trHeight w:val="667" w:hRule="atLeast"/>
+          <w:jc w:val="center"/>
+        </w:trPr>
+        <w:tc>
+          <w:tcPr>
+            <w:tcW w:w="2124" w:type="dxa"/>
+            <w:tcBorders>
+              <w:top w:val="nil"/>
+              <w:left w:val="nil"/>
+              <w:bottom w:val="nil"/>
+              <w:right w:val="nil"/>
+            </w:tcBorders>
+            <w:vAlign w:val="bottom"/>
+          </w:tcPr>
+          <w:p>
+            <w:pPr>
+              <w:pStyle w:val="6"/>
+              <w:jc w:val="right"/>
+              <w:rPr>
+                <w:rFonts w:ascii="黑体"/>
+                <w:sz w:val="48"/>
+                <w:lang w:eastAsia="zh-CN"/>
+              </w:rPr>
+            </w:pPr>
+            <w:r>
+              <w:rPr>
+                <w:rFonts w:hint="eastAsia" w:ascii="微软雅黑" w:eastAsia="微软雅黑"/>
+                <w:sz w:val="30"/>
+                <w:lang w:eastAsia="zh-CN"/>
+              </w:rPr>
+              <w:t>委托日期：</w:t>
+            </w:r>
+          </w:p>
+        </w:tc>
+        <w:tc>
+          <w:tcPr>
+            <w:tcW w:w="4471" w:type="dxa"/>
+            <w:tcBorders>
+              <w:top w:val="single" w:color="auto" w:sz="4" w:space="0"/>
+              <w:left w:val="nil"/>
+              <w:bottom w:val="single" w:color="auto" w:sz="4" w:space="0"/>
+              <w:right w:val="nil"/>
+            </w:tcBorders>
+            <w:vAlign w:val="bottom"/>
+          </w:tcPr>
+          <w:p>
+            <w:pPr>
+              <w:pStyle w:val="6"/>
+              <w:jc w:val="center"/>
+              <w:rPr>
+                <w:rFonts w:ascii="Times New Roman" w:hAnsi="Times New Roman" w:cs="Times New Roman"/>
+                <w:sz w:val="48"/>
+                <w:lang w:eastAsia="zh-CN"/>
+              </w:rPr>
+            </w:pPr>
+            <w:r>
+              <w:rPr>
+                <w:rFonts w:ascii="Times New Roman" w:hAnsi="Times New Roman" w:eastAsia="微软雅黑" w:cs="Times New Roman"/>
+                <w:sz w:val="30"/>
+                <w:lang w:eastAsia="zh-CN"/>
+              </w:rPr>
+              <w:t>{{ commission_date }}</w:t>
+            </w:r>
+          </w:p>
+        </w:tc>
+      </w:tr>
+      <w:tr>
+        <w:tblPrEx>
+          <w:tblBorders>
+            <w:top w:val="single" w:color="auto" w:sz="4" w:space="0"/>
+            <w:left w:val="single" w:color="auto" w:sz="4" w:space="0"/>
+            <w:bottom w:val="single" w:color="auto" w:sz="4" w:space="0"/>
+            <w:right w:val="single" w:color="auto" w:sz="4" w:space="0"/>
+            <w:insideH w:val="single" w:color="auto" w:sz="4" w:space="0"/>
+            <w:insideV w:val="single" w:color="auto" w:sz="4" w:space="0"/>
+          </w:tblBorders>
+          <w:tblCellMar>
+            <w:top w:w="0" w:type="dxa"/>
+            <w:left w:w="108" w:type="dxa"/>
+            <w:bottom w:w="0" w:type="dxa"/>
+            <w:right w:w="108" w:type="dxa"/>
+          </w:tblCellMar>
+        </w:tblPrEx>
+        <w:trPr>
+          <w:trHeight w:val="667" w:hRule="atLeast"/>
+          <w:jc w:val="center"/>
+        </w:trPr>
+        <w:tc>
+          <w:tcPr>
+            <w:tcW w:w="2124" w:type="dxa"/>
+            <w:tcBorders>
+              <w:top w:val="nil"/>
+              <w:left w:val="nil"/>
+              <w:bottom w:val="nil"/>
+              <w:right w:val="nil"/>
+            </w:tcBorders>
+            <w:vAlign w:val="bottom"/>
+          </w:tcPr>
+          <w:p>
+            <w:pPr>
+              <w:pStyle w:val="6"/>
+              <w:jc w:val="right"/>
+              <w:rPr>
+                <w:rFonts w:ascii="黑体"/>
+                <w:sz w:val="48"/>
+                <w:lang w:eastAsia="zh-CN"/>
+              </w:rPr>
+            </w:pPr>
+            <w:r>
+              <w:rPr>
+                <w:rFonts w:hint="eastAsia" w:ascii="微软雅黑" w:eastAsia="微软雅黑"/>
+                <w:sz w:val="30"/>
+                <w:lang w:eastAsia="zh-CN"/>
+              </w:rPr>
+              <w:t>样本编号：</w:t>
+            </w:r>
+          </w:p>
+        </w:tc>
+        <w:tc>
+          <w:tcPr>
+            <w:tcW w:w="4471" w:type="dxa"/>
+            <w:tcBorders>
+              <w:top w:val="single" w:color="auto" w:sz="4" w:space="0"/>
+              <w:left w:val="nil"/>
+              <w:bottom w:val="single" w:color="auto" w:sz="4" w:space="0"/>
+              <w:right w:val="nil"/>
+            </w:tcBorders>
+            <w:vAlign w:val="bottom"/>
+          </w:tcPr>
+          <w:p>
+            <w:pPr>
+              <w:pStyle w:val="6"/>
+              <w:jc w:val="center"/>
+              <w:rPr>
+                <w:rFonts w:ascii="Times New Roman" w:hAnsi="Times New Roman" w:cs="Times New Roman"/>
+                <w:sz w:val="48"/>
+                <w:lang w:eastAsia="zh-CN"/>
+              </w:rPr>
+            </w:pPr>
+            <w:r>
+              <w:rPr>
+                <w:rFonts w:ascii="Times New Roman" w:hAnsi="Times New Roman" w:eastAsia="微软雅黑" w:cs="Times New Roman"/>
+                <w:sz w:val="30"/>
+                <w:lang w:eastAsia="zh-CN"/>
+              </w:rPr>
+              <w:t>{{ subbarcode }}</w:t>
+            </w:r>
+          </w:p>
+        </w:tc>
+      </w:tr>
+      <w:tr>
+        <w:tblPrEx>
+          <w:tblBorders>
+            <w:top w:val="single" w:color="auto" w:sz="4" w:space="0"/>
+            <w:left w:val="single" w:color="auto" w:sz="4" w:space="0"/>
+            <w:bottom w:val="single" w:color="auto" w:sz="4" w:space="0"/>
+            <w:right w:val="single" w:color="auto" w:sz="4" w:space="0"/>
+            <w:insideH w:val="single" w:color="auto" w:sz="4" w:space="0"/>
+            <w:insideV w:val="single" w:color="auto" w:sz="4" w:space="0"/>
+          </w:tblBorders>
+          <w:tblCellMar>
+            <w:top w:w="0" w:type="dxa"/>
+            <w:left w:w="108" w:type="dxa"/>
+            <w:bottom w:w="0" w:type="dxa"/>
+            <w:right w:w="108" w:type="dxa"/>
+          </w:tblCellMar>
+        </w:tblPrEx>
+        <w:trPr>
+          <w:trHeight w:val="678" w:hRule="atLeast"/>
+          <w:jc w:val="center"/>
+        </w:trPr>
+        <w:tc>
+          <w:tcPr>
+            <w:tcW w:w="2124" w:type="dxa"/>
+            <w:tcBorders>
+              <w:top w:val="nil"/>
+              <w:left w:val="nil"/>
+              <w:bottom w:val="nil"/>
+              <w:right w:val="nil"/>
+            </w:tcBorders>
+            <w:vAlign w:val="bottom"/>
+          </w:tcPr>
+          <w:p>
+            <w:pPr>
+              <w:pStyle w:val="6"/>
+              <w:jc w:val="right"/>
+              <w:rPr>
+                <w:rFonts w:ascii="黑体"/>
+                <w:sz w:val="48"/>
+                <w:lang w:eastAsia="zh-CN"/>
+              </w:rPr>
+            </w:pPr>
+            <w:r>
+              <w:rPr>
+                <w:rFonts w:hint="eastAsia" w:ascii="微软雅黑" w:eastAsia="微软雅黑"/>
+                <w:sz w:val="30"/>
+                <w:lang w:eastAsia="zh-CN"/>
+              </w:rPr>
+              <w:t>报告日期：</w:t>
+            </w:r>
+          </w:p>
+        </w:tc>
+        <w:tc>
+          <w:tcPr>
+            <w:tcW w:w="4471" w:type="dxa"/>
+            <w:tcBorders>
+              <w:top w:val="single" w:color="auto" w:sz="4" w:space="0"/>
+              <w:left w:val="nil"/>
+              <w:bottom w:val="single" w:color="auto" w:sz="4" w:space="0"/>
+              <w:right w:val="nil"/>
+            </w:tcBorders>
+            <w:vAlign w:val="bottom"/>
+          </w:tcPr>
+          <w:p>
+            <w:pPr>
+              <w:pStyle w:val="6"/>
+              <w:jc w:val="center"/>
+              <w:rPr>
+                <w:rFonts w:ascii="Times New Roman" w:hAnsi="Times New Roman" w:cs="Times New Roman"/>
+                <w:sz w:val="48"/>
+                <w:lang w:eastAsia="zh-CN"/>
+              </w:rPr>
+            </w:pPr>
+            <w:r>
+              <w:rPr>
+                <w:rFonts w:ascii="Times New Roman" w:hAnsi="Times New Roman" w:eastAsia="微软雅黑" w:cs="Times New Roman"/>
+                <w:sz w:val="30"/>
+                <w:lang w:eastAsia="zh-CN"/>
+              </w:rPr>
+              <w:t>{{ reportdate }}</w:t>
+            </w:r>
+          </w:p>
+        </w:tc>
+      </w:tr>
+    </w:tbl>
+    <w:p>
+      <w:pPr>
+        <w:jc w:val="center"/>
+        <w:rPr>
+          <w:rFonts w:hint="default" w:ascii="Times New Roman" w:hAnsi="Times New Roman" w:eastAsia="微软雅黑" w:cs="Times New Roman"/>
+          <w:sz w:val="72"/>
+          <w:szCs w:val="72"/>
+        </w:rPr>
+      </w:pPr>
+      <w:r>
+        <w:rPr>
+          <w:rFonts w:hint="eastAsia" w:ascii="Times New Roman" w:hAnsi="Times New Roman" w:eastAsia="黑体" w:cs="Times New Roman"/>
+          <w:b w:val="0"/>
+          <w:bCs w:val="0"/>
+          <w:color w:val="548235" w:themeColor="accent6" w:themeShade="BF"/>
+          <w:sz w:val="72"/>
+          <w:szCs w:val="72"/>
+          <w:highlight w:val="none"/>
+          <w:lang w:val="en-US" w:eastAsia="zh-CN"/>
+        </w:rPr>
+        <w:t>MGMT基因甲基化</w:t>
+      </w:r>
+      <w:r>
+        <w:rPr>
+          <w:rFonts w:hint="default" w:ascii="Times New Roman" w:hAnsi="Times New Roman" w:eastAsia="黑体" w:cs="Times New Roman"/>
+          <w:b w:val="0"/>
+          <w:bCs w:val="0"/>
+          <w:color w:val="548235" w:themeColor="accent6" w:themeShade="BF"/>
+          <w:sz w:val="72"/>
+          <w:szCs w:val="72"/>
+          <w:highlight w:val="none"/>
+          <w:lang w:val="en-US" w:eastAsia="zh-CN"/>
+        </w:rPr>
+        <w:t>检测报告</w:t>
+      </w:r>
+    </w:p>
+    <w:p>
+      <w:pPr>
+        <w:rPr>
+          <w:rFonts w:hint="default" w:ascii="Times New Roman" w:hAnsi="Times New Roman" w:eastAsia="微软雅黑" w:cs="Times New Roman"/>
+          <w:sz w:val="72"/>
+          <w:szCs w:val="72"/>
+          <w:lang w:eastAsia="zh-CN"/>
+        </w:rPr>
+        <w:sectPr>
+          <w:pgSz w:w="11905" w:h="16838"/>
+          <w:pgMar w:top="850" w:right="850" w:bottom="850" w:left="850" w:header="283" w:footer="397" w:gutter="0"/>
+          <w:pgBorders>
+            <w:top w:val="none" w:sz="0" w:space="0"/>
+            <w:left w:val="none" w:sz="0" w:space="0"/>
+            <w:bottom w:val="none" w:sz="0" w:space="0"/>
+            <w:right w:val="none" w:sz="0" w:space="0"/>
+          </w:pgBorders>
+          <w:pgNumType w:fmt="decimal" w:start="1"/>
+          <w:cols w:space="0" w:num="1"/>
+          <w:rtlGutter w:val="0"/>
+          <w:docGrid w:linePitch="0" w:charSpace="0"/>
+        </w:sectPr>
+      </w:pPr>
+    </w:p>
+    <w:p>
+      <w:pPr>
+        <w:pBdr>
+          <w:top w:val="none" w:color="2F5597" w:sz="0" w:space="1"/>
+          <w:left w:val="none" w:color="2F5597" w:sz="0" w:space="4"/>
+          <w:bottom w:val="none" w:color="2F5597" w:sz="0" w:space="1"/>
+          <w:right w:val="none" w:color="2F5597" w:sz="0" w:space="4"/>
+          <w:between w:val="none" w:color="auto" w:sz="0" w:space="0"/>
+        </w:pBdr>
+        <w:rPr>
+          <w:rFonts w:hint="default" w:ascii="Times New Roman" w:hAnsi="Times New Roman" w:eastAsia="微软雅黑" w:cs="Times New Roman"/>
+          <w:b/>
+          <w:bCs/>
+          <w:sz w:val="21"/>
+          <w:szCs w:val="21"/>
+        </w:rPr>
+      </w:pPr>
+    </w:p>
+    <w:p>
+      <w:pPr>
+        <w:keepNext w:val="0"/>
+        <w:keepLines w:val="0"/>
+        <w:pageBreakBefore w:val="0"/>
+        <w:widowControl w:val="0"/>
+        <w:kinsoku/>
+        <w:wordWrap/>
+        <w:overflowPunct/>
+        <w:topLinePunct w:val="0"/>
+        <w:autoSpaceDE/>
+        <w:autoSpaceDN/>
+        <w:bidi w:val="0"/>
+        <w:adjustRightInd/>
+        <w:snapToGrid/>
+        <w:ind w:firstLine="960" w:firstLineChars="200"/>
+        <w:jc w:val="both"/>
+        <w:textAlignment w:val="auto"/>
+        <w:rPr>
+          <w:rFonts w:hint="default" w:ascii="Times New Roman" w:hAnsi="Times New Roman" w:eastAsia="微软雅黑" w:cs="Times New Roman"/>
+          <w:b/>
+          <w:color w:val="5B9BD5" w:themeColor="accent1"/>
+          <w:sz w:val="52"/>
+          <w:szCs w:val="52"/>
+          <w:lang w:eastAsia="zh-CN"/>
+          <w14:glow w14:rad="0">
+            <w14:srgbClr w14:val="000000"/>
+          </w14:glow>
+          <w14:shadow w14:blurRad="38100" w14:dist="19050" w14:dir="2700000" w14:sx="100000" w14:sy="100000" w14:kx="0" w14:ky="0" w14:algn="tl">
+            <w14:schemeClr w14:val="dk1">
+              <w14:alpha w14:val="60000"/>
+            </w14:schemeClr>
+          </w14:shadow>
+          <w14:reflection w14:blurRad="0" w14:stA="0" w14:stPos="0" w14:endA="0" w14:endPos="0" w14:dist="0" w14:dir="0" w14:fadeDir="0" w14:sx="0" w14:sy="0" w14:kx="0" w14:ky="0" w14:algn="none"/>
+          <w14:textFill>
+            <w14:solidFill>
+              <w14:schemeClr w14:val="accent1"/>
+            </w14:solidFill>
+          </w14:textFill>
+          <w14:props3d w14:extrusionH="0" w14:contourW="0" w14:prstMaterial="clear"/>
+        </w:rPr>
+      </w:pPr>
+      <w:r>
+        <w:rPr>
+          <w:rFonts w:hint="default" w:ascii="Times New Roman" w:hAnsi="Times New Roman" w:eastAsia="微软雅黑" w:cs="Times New Roman"/>
+          <w:b/>
+          <w:color w:val="62B541"/>
+          <w:sz w:val="48"/>
+          <w:szCs w:val="48"/>
+          <w:lang w:val="en-US" w:eastAsia="zh-CN"/>
+          <w14:glow w14:rad="0">
+            <w14:srgbClr w14:val="000000"/>
+          </w14:glow>
+          <w14:shadow w14:blurRad="38100" w14:dist="19050" w14:dir="2700000" w14:sx="100000" w14:sy="100000" w14:kx="0" w14:ky="0" w14:algn="tl">
+            <w14:schemeClr w14:val="dk1">
+              <w14:alpha w14:val="60000"/>
+            </w14:schemeClr>
+          </w14:shadow>
+          <w14:reflection w14:blurRad="0" w14:stA="0" w14:stPos="0" w14:endA="0" w14:endPos="0" w14:dist="0" w14:dir="0" w14:fadeDir="0" w14:sx="0" w14:sy="0" w14:kx="0" w14:ky="0" w14:algn="none"/>
+          <w14:props3d w14:extrusionH="0" w14:contourW="0" w14:prstMaterial="clear"/>
+        </w:rPr>
+        <w:t xml:space="preserve">   </w:t>
+      </w:r>
+      <w:r>
+        <w:rPr>
+          <w:rFonts w:hint="eastAsia" w:ascii="Times New Roman" w:hAnsi="Times New Roman" w:eastAsia="微软雅黑" w:cs="Times New Roman"/>
+          <w:b/>
+          <w:color w:val="62B541"/>
+          <w:sz w:val="48"/>
+          <w:szCs w:val="48"/>
+          <w:lang w:val="en-US" w:eastAsia="zh-CN"/>
+          <w14:glow w14:rad="0">
+            <w14:srgbClr w14:val="000000"/>
+          </w14:glow>
+          <w14:shadow w14:blurRad="38100" w14:dist="19050" w14:dir="2700000" w14:sx="100000" w14:sy="100000" w14:kx="0" w14:ky="0" w14:algn="tl">
+            <w14:schemeClr w14:val="dk1">
+              <w14:alpha w14:val="60000"/>
+            </w14:schemeClr>
+          </w14:shadow>
+          <w14:reflection w14:blurRad="0" w14:stA="0" w14:stPos="0" w14:endA="0" w14:endPos="0" w14:dist="0" w14:dir="0" w14:fadeDir="0" w14:sx="0" w14:sy="0" w14:kx="0" w14:ky="0" w14:algn="none"/>
+          <w14:props3d w14:extrusionH="0" w14:contourW="0" w14:prstMaterial="clear"/>
+        </w:rPr>
+        <w:t xml:space="preserve">            </w:t>
+      </w:r>
+      <w:r>
+        <w:rPr>
+          <w:rFonts w:hint="default" w:ascii="Times New Roman" w:hAnsi="Times New Roman" w:eastAsia="微软雅黑" w:cs="Times New Roman"/>
+          <w:b/>
+          <w:color w:val="62B541"/>
+          <w:sz w:val="56"/>
+          <w:szCs w:val="56"/>
+          <w:lang w:val="en-US" w:eastAsia="zh-CN"/>
+          <w14:glow w14:rad="0">
+            <w14:srgbClr w14:val="000000"/>
+          </w14:glow>
+          <w14:shadow w14:blurRad="38100" w14:dist="19050" w14:dir="2700000" w14:sx="100000" w14:sy="100000" w14:kx="0" w14:ky="0" w14:algn="tl">
+            <w14:schemeClr w14:val="dk1">
+              <w14:alpha w14:val="60000"/>
+            </w14:schemeClr>
+          </w14:shadow>
+          <w14:reflection w14:blurRad="0" w14:stA="0" w14:stPos="0" w14:endA="0" w14:endPos="0" w14:dist="0" w14:dir="0" w14:fadeDir="0" w14:sx="0" w14:sy="0" w14:kx="0" w14:ky="0" w14:algn="none"/>
+          <w14:props3d w14:extrusionH="0" w14:contourW="0" w14:prstMaterial="clear"/>
+        </w:rPr>
+        <w:t>目录</w:t>
+      </w:r>
+    </w:p>
+    <w:p>
+      <w:pPr>
+        <w:keepNext w:val="0"/>
+        <w:keepLines w:val="0"/>
+        <w:pageBreakBefore w:val="0"/>
+        <w:widowControl w:val="0"/>
+        <w:kinsoku/>
+        <w:wordWrap/>
+        <w:overflowPunct/>
+        <w:topLinePunct w:val="0"/>
+        <w:autoSpaceDE/>
+        <w:autoSpaceDN/>
+        <w:bidi w:val="0"/>
+        <w:adjustRightInd/>
+        <w:snapToGrid/>
+        <w:ind w:firstLine="1080" w:firstLineChars="300"/>
+        <w:jc w:val="both"/>
+        <w:textAlignment w:val="auto"/>
+        <w:rPr>
+          <w:rFonts w:hint="default" w:ascii="Times New Roman" w:hAnsi="Times New Roman" w:eastAsia="微软雅黑" w:cs="Times New Roman"/>
+          <w:color w:val="auto"/>
+          <w:sz w:val="36"/>
+          <w:szCs w:val="36"/>
+          <w:lang w:val="en-US" w:eastAsia="zh-CN"/>
+        </w:rPr>
+      </w:pPr>
+      <w:r>
+        <w:rPr>
+          <w:rFonts w:hint="default" w:ascii="Times New Roman" w:hAnsi="Times New Roman" w:eastAsia="微软雅黑" w:cs="Times New Roman"/>
+          <w:color w:val="auto"/>
+          <w:sz w:val="36"/>
+          <w:szCs w:val="36"/>
+          <w:lang w:val="en-US" w:eastAsia="zh-CN"/>
+        </w:rPr>
+        <w:t xml:space="preserve">                   Content</w:t>
+      </w:r>
+    </w:p>
+    <w:p>
+      <w:pPr>
+        <w:keepNext w:val="0"/>
+        <w:keepLines w:val="0"/>
+        <w:pageBreakBefore w:val="0"/>
+        <w:widowControl w:val="0"/>
+        <w:kinsoku/>
+        <w:wordWrap/>
+        <w:overflowPunct/>
+        <w:topLinePunct w:val="0"/>
+        <w:autoSpaceDE/>
+        <w:autoSpaceDN/>
+        <w:bidi w:val="0"/>
+        <w:adjustRightInd/>
+        <w:snapToGrid/>
+        <w:ind w:firstLine="1080" w:firstLineChars="300"/>
+        <w:jc w:val="center"/>
+        <w:textAlignment w:val="auto"/>
+        <w:rPr>
+          <w:rFonts w:hint="default" w:ascii="Times New Roman" w:hAnsi="Times New Roman" w:eastAsia="微软雅黑" w:cs="Times New Roman"/>
+          <w:color w:val="auto"/>
+          <w:sz w:val="36"/>
+          <w:szCs w:val="36"/>
+          <w:lang w:val="en-US" w:eastAsia="zh-CN"/>
+        </w:rPr>
+      </w:pPr>
+    </w:p>
+    <w:sdt>
+      <w:sdtPr>
+        <w:rPr>
+          <w:rFonts w:hint="default" w:ascii="Times New Roman" w:hAnsi="Times New Roman" w:eastAsia="微软雅黑" w:cs="Times New Roman"/>
+          <w:sz w:val="21"/>
+        </w:rPr>
+        <w:id w:val="147459207"/>
+        <w:docPartObj>
+          <w:docPartGallery w:val="Table of Contents"/>
+          <w:docPartUnique/>
+        </w:docPartObj>
+      </w:sdtPr>
+      <w:sdtEndPr>
+        <w:rPr>
+          <w:rFonts w:hint="default" w:ascii="Times New Roman" w:hAnsi="Times New Roman" w:eastAsia="微软雅黑" w:cs="Times New Roman"/>
+          <w:b/>
+          <w:sz w:val="22"/>
+          <w:szCs w:val="24"/>
+          <w:lang w:eastAsia="zh-CN"/>
+        </w:rPr>
+      </w:sdtEndPr>
+      <w:sdtContent>
+        <w:p>
+          <w:pPr>
+            <w:pStyle w:val="11"/>
+            <w:keepNext w:val="0"/>
+            <w:keepLines w:val="0"/>
+            <w:pageBreakBefore w:val="0"/>
+            <w:widowControl w:val="0"/>
+            <w:tabs>
+              <w:tab w:val="right" w:leader="dot" w:pos="9870"/>
+            </w:tabs>
+            <w:kinsoku/>
+            <w:wordWrap/>
+            <w:overflowPunct/>
+            <w:topLinePunct w:val="0"/>
+            <w:autoSpaceDE/>
+            <w:autoSpaceDN/>
+            <w:bidi w:val="0"/>
+            <w:adjustRightInd/>
+            <w:snapToGrid/>
+            <w:spacing w:line="240" w:lineRule="auto"/>
+            <w:ind w:left="0" w:leftChars="0"/>
+            <w:jc w:val="both"/>
+            <w:textAlignment w:val="auto"/>
+            <w:rPr>
+              <w:rFonts w:hint="default" w:ascii="Times New Roman" w:hAnsi="Times New Roman" w:eastAsia="微软雅黑" w:cs="Times New Roman"/>
+              <w:b/>
+              <w:sz w:val="22"/>
+              <w:szCs w:val="24"/>
+              <w:lang w:val="en-US" w:eastAsia="zh-CN" w:bidi="ar-SA"/>
+            </w:rPr>
+          </w:pPr>
+          <w:r>
+            <w:rPr>
+              <w:rFonts w:hint="default" w:ascii="Times New Roman" w:hAnsi="Times New Roman" w:eastAsia="微软雅黑" w:cs="Times New Roman"/>
+              <w:sz w:val="24"/>
+              <w:szCs w:val="24"/>
+            </w:rPr>
+            <w:fldChar w:fldCharType="begin"/>
+          </w:r>
+          <w:r>
+            <w:rPr>
+              <w:rFonts w:hint="default" w:ascii="Times New Roman" w:hAnsi="Times New Roman" w:eastAsia="微软雅黑" w:cs="Times New Roman"/>
+              <w:sz w:val="24"/>
+              <w:szCs w:val="24"/>
+            </w:rPr>
+            <w:instrText xml:space="preserve">TOC \o "1-2" \h \u </w:instrText>
+          </w:r>
+          <w:r>
+            <w:rPr>
+              <w:rFonts w:hint="default" w:ascii="Times New Roman" w:hAnsi="Times New Roman" w:eastAsia="微软雅黑" w:cs="Times New Roman"/>
+              <w:sz w:val="24"/>
+              <w:szCs w:val="24"/>
+            </w:rPr>
+            <w:fldChar w:fldCharType="separate"/>
+          </w:r>
+        </w:p>
+        <w:p>
+          <w:pPr>
+            <w:pStyle w:val="11"/>
+            <w:tabs>
+              <w:tab w:val="right" w:leader="dot" w:pos="9870"/>
+            </w:tabs>
+            <w:rPr>
+              <w:rStyle w:val="19"/>
+              <w:rFonts w:hint="eastAsia" w:ascii="Times New Roman" w:hAnsi="Times New Roman" w:eastAsia="微软雅黑" w:cs="微软雅黑"/>
+              <w:b/>
+              <w:bCs/>
+              <w:color w:val="62B541"/>
+              <w:sz w:val="32"/>
+              <w:szCs w:val="32"/>
+              <w:lang w:eastAsia="zh-CN"/>
+            </w:rPr>
+          </w:pPr>
+          <w:r>
+            <w:rPr>
+              <w:rStyle w:val="19"/>
+              <w:rFonts w:hint="default" w:ascii="Times New Roman" w:hAnsi="Times New Roman" w:eastAsia="微软雅黑" w:cs="微软雅黑"/>
+              <w:b/>
+              <w:bCs/>
+              <w:color w:val="62B541"/>
+              <w:sz w:val="32"/>
+              <w:szCs w:val="32"/>
+              <w:lang w:eastAsia="zh-CN"/>
+            </w:rPr>
+            <w:fldChar w:fldCharType="begin"/>
+          </w:r>
+          <w:r>
+            <w:rPr>
+              <w:rStyle w:val="19"/>
+              <w:rFonts w:hint="default" w:ascii="Times New Roman" w:hAnsi="Times New Roman" w:eastAsia="微软雅黑" w:cs="微软雅黑"/>
+              <w:b/>
+              <w:bCs/>
+              <w:color w:val="62B541"/>
+              <w:sz w:val="32"/>
+              <w:szCs w:val="32"/>
+              <w:lang w:eastAsia="zh-CN"/>
+            </w:rPr>
+            <w:instrText xml:space="preserve"> HYPERLINK \l _Toc21212 </w:instrText>
+          </w:r>
+          <w:r>
+            <w:rPr>
+              <w:rStyle w:val="19"/>
+              <w:rFonts w:hint="default" w:ascii="Times New Roman" w:hAnsi="Times New Roman" w:eastAsia="微软雅黑" w:cs="微软雅黑"/>
+              <w:b/>
+              <w:bCs/>
+              <w:color w:val="62B541"/>
+              <w:sz w:val="32"/>
+              <w:szCs w:val="32"/>
+              <w:lang w:eastAsia="zh-CN"/>
+            </w:rPr>
+            <w:fldChar w:fldCharType="separate"/>
+          </w:r>
+          <w:r>
+            <w:rPr>
+              <w:rStyle w:val="19"/>
+              <w:rFonts w:hint="default" w:ascii="Times New Roman" w:hAnsi="Times New Roman" w:eastAsia="微软雅黑" w:cs="微软雅黑"/>
+              <w:b/>
+              <w:bCs/>
+              <w:color w:val="62B541"/>
+              <w:sz w:val="32"/>
+              <w:szCs w:val="32"/>
+              <w:lang w:eastAsia="zh-CN"/>
+            </w:rPr>
+            <w:t>样本信息</w:t>
+          </w:r>
+          <w:r>
+            <w:rPr>
+              <w:rStyle w:val="19"/>
+              <w:rFonts w:hint="eastAsia" w:ascii="Times New Roman" w:hAnsi="Times New Roman" w:eastAsia="微软雅黑" w:cs="微软雅黑"/>
+              <w:b/>
+              <w:bCs/>
+              <w:color w:val="62B541"/>
+              <w:sz w:val="32"/>
+              <w:szCs w:val="32"/>
+              <w:lang w:eastAsia="zh-CN"/>
+            </w:rPr>
+            <w:tab/>
+          </w:r>
+          <w:r>
+            <w:rPr>
+              <w:rStyle w:val="19"/>
+              <w:rFonts w:hint="eastAsia" w:ascii="Times New Roman" w:hAnsi="Times New Roman" w:eastAsia="微软雅黑" w:cs="微软雅黑"/>
+              <w:b/>
+              <w:bCs/>
+              <w:color w:val="62B541"/>
+              <w:sz w:val="32"/>
+              <w:szCs w:val="32"/>
+              <w:lang w:eastAsia="zh-CN"/>
+            </w:rPr>
+            <w:fldChar w:fldCharType="begin"/>
+          </w:r>
+          <w:r>
+            <w:rPr>
+              <w:rStyle w:val="19"/>
+              <w:rFonts w:hint="eastAsia" w:ascii="Times New Roman" w:hAnsi="Times New Roman" w:eastAsia="微软雅黑" w:cs="微软雅黑"/>
+              <w:b/>
+              <w:bCs/>
+              <w:color w:val="62B541"/>
+              <w:sz w:val="32"/>
+              <w:szCs w:val="32"/>
+              <w:lang w:eastAsia="zh-CN"/>
+            </w:rPr>
+            <w:instrText xml:space="preserve"> PAGEREF _Toc21212 \h </w:instrText>
+          </w:r>
+          <w:r>
+            <w:rPr>
+              <w:rStyle w:val="19"/>
+              <w:rFonts w:hint="eastAsia" w:ascii="Times New Roman" w:hAnsi="Times New Roman" w:eastAsia="微软雅黑" w:cs="微软雅黑"/>
+              <w:b/>
+              <w:bCs/>
+              <w:color w:val="62B541"/>
+              <w:sz w:val="32"/>
+              <w:szCs w:val="32"/>
+              <w:lang w:eastAsia="zh-CN"/>
+            </w:rPr>
+            <w:fldChar w:fldCharType="separate"/>
+          </w:r>
+          <w:r>
+            <w:rPr>
+              <w:rStyle w:val="19"/>
+              <w:rFonts w:hint="eastAsia" w:ascii="Times New Roman" w:hAnsi="Times New Roman" w:eastAsia="微软雅黑" w:cs="微软雅黑"/>
+              <w:b/>
+              <w:bCs/>
+              <w:color w:val="62B541"/>
+              <w:sz w:val="32"/>
+              <w:szCs w:val="32"/>
+              <w:lang w:eastAsia="zh-CN"/>
+            </w:rPr>
+            <w:t>1</w:t>
+          </w:r>
+          <w:r>
+            <w:rPr>
+              <w:rStyle w:val="19"/>
+              <w:rFonts w:hint="eastAsia" w:ascii="Times New Roman" w:hAnsi="Times New Roman" w:eastAsia="微软雅黑" w:cs="微软雅黑"/>
+              <w:b/>
+              <w:bCs/>
+              <w:color w:val="62B541"/>
+              <w:sz w:val="32"/>
+              <w:szCs w:val="32"/>
+              <w:lang w:eastAsia="zh-CN"/>
+            </w:rPr>
+            <w:fldChar w:fldCharType="end"/>
+          </w:r>
+          <w:r>
+            <w:rPr>
+              <w:rStyle w:val="19"/>
+              <w:rFonts w:hint="default" w:ascii="Times New Roman" w:hAnsi="Times New Roman" w:eastAsia="微软雅黑" w:cs="微软雅黑"/>
+              <w:b/>
+              <w:bCs/>
+              <w:color w:val="62B541"/>
+              <w:sz w:val="32"/>
+              <w:szCs w:val="32"/>
+              <w:lang w:eastAsia="zh-CN"/>
+            </w:rPr>
+            <w:fldChar w:fldCharType="end"/>
+          </w:r>
+        </w:p>
+        <w:p>
+          <w:pPr>
+            <w:pStyle w:val="11"/>
+            <w:tabs>
+              <w:tab w:val="right" w:leader="dot" w:pos="9870"/>
+            </w:tabs>
+            <w:rPr>
+              <w:rStyle w:val="19"/>
+              <w:rFonts w:hint="eastAsia" w:ascii="Times New Roman" w:hAnsi="Times New Roman" w:eastAsia="微软雅黑" w:cs="微软雅黑"/>
+              <w:b/>
+              <w:bCs/>
+              <w:color w:val="62B541"/>
+              <w:sz w:val="32"/>
+              <w:szCs w:val="32"/>
+              <w:lang w:eastAsia="zh-CN"/>
+            </w:rPr>
+          </w:pPr>
+          <w:r>
+            <w:rPr>
+              <w:rStyle w:val="19"/>
+              <w:rFonts w:hint="default" w:ascii="Times New Roman" w:hAnsi="Times New Roman" w:eastAsia="微软雅黑" w:cs="微软雅黑"/>
+              <w:b/>
+              <w:bCs/>
+              <w:color w:val="62B541"/>
+              <w:sz w:val="32"/>
+              <w:szCs w:val="32"/>
+              <w:lang w:eastAsia="zh-CN"/>
+            </w:rPr>
+            <w:fldChar w:fldCharType="begin"/>
+          </w:r>
+          <w:r>
+            <w:rPr>
+              <w:rStyle w:val="19"/>
+              <w:rFonts w:hint="default" w:ascii="Times New Roman" w:hAnsi="Times New Roman" w:eastAsia="微软雅黑" w:cs="微软雅黑"/>
+              <w:b/>
+              <w:bCs/>
+              <w:color w:val="62B541"/>
+              <w:sz w:val="32"/>
+              <w:szCs w:val="32"/>
+              <w:lang w:eastAsia="zh-CN"/>
+            </w:rPr>
+            <w:instrText xml:space="preserve"> HYPERLINK \l _Toc5952 </w:instrText>
+          </w:r>
+          <w:r>
+            <w:rPr>
+              <w:rStyle w:val="19"/>
+              <w:rFonts w:hint="default" w:ascii="Times New Roman" w:hAnsi="Times New Roman" w:eastAsia="微软雅黑" w:cs="微软雅黑"/>
+              <w:b/>
+              <w:bCs/>
+              <w:color w:val="62B541"/>
+              <w:sz w:val="32"/>
+              <w:szCs w:val="32"/>
+              <w:lang w:eastAsia="zh-CN"/>
+            </w:rPr>
+            <w:fldChar w:fldCharType="separate"/>
+          </w:r>
+          <w:r>
+            <w:rPr>
+              <w:rStyle w:val="19"/>
+              <w:rFonts w:hint="default" w:ascii="Times New Roman" w:hAnsi="Times New Roman" w:eastAsia="微软雅黑" w:cs="微软雅黑"/>
+              <w:b/>
+              <w:bCs/>
+              <w:color w:val="62B541"/>
+              <w:sz w:val="32"/>
+              <w:szCs w:val="32"/>
+              <w:lang w:eastAsia="zh-CN"/>
+            </w:rPr>
+            <w:t>检测</w:t>
+          </w:r>
+          <w:r>
+            <w:rPr>
+              <w:rStyle w:val="19"/>
+              <w:rFonts w:hint="eastAsia" w:ascii="Times New Roman" w:hAnsi="Times New Roman" w:eastAsia="微软雅黑" w:cs="微软雅黑"/>
+              <w:b/>
+              <w:bCs/>
+              <w:color w:val="62B541"/>
+              <w:sz w:val="32"/>
+              <w:szCs w:val="32"/>
+              <w:lang w:val="en-US" w:eastAsia="zh-CN"/>
+            </w:rPr>
+            <w:t>结果</w:t>
+          </w:r>
+          <w:r>
+            <w:rPr>
+              <w:rStyle w:val="19"/>
+              <w:rFonts w:hint="eastAsia" w:ascii="Times New Roman" w:hAnsi="Times New Roman" w:eastAsia="微软雅黑" w:cs="微软雅黑"/>
+              <w:b/>
+              <w:bCs/>
+              <w:color w:val="62B541"/>
+              <w:sz w:val="32"/>
+              <w:szCs w:val="32"/>
+              <w:lang w:eastAsia="zh-CN"/>
+            </w:rPr>
+            <w:tab/>
+          </w:r>
+          <w:r>
+            <w:rPr>
+              <w:rStyle w:val="19"/>
+              <w:rFonts w:hint="eastAsia" w:ascii="Times New Roman" w:hAnsi="Times New Roman" w:eastAsia="微软雅黑" w:cs="微软雅黑"/>
+              <w:b/>
+              <w:bCs/>
+              <w:color w:val="62B541"/>
+              <w:sz w:val="32"/>
+              <w:szCs w:val="32"/>
+              <w:lang w:eastAsia="zh-CN"/>
+            </w:rPr>
+            <w:fldChar w:fldCharType="begin"/>
+          </w:r>
+          <w:r>
+            <w:rPr>
+              <w:rStyle w:val="19"/>
+              <w:rFonts w:hint="eastAsia" w:ascii="Times New Roman" w:hAnsi="Times New Roman" w:eastAsia="微软雅黑" w:cs="微软雅黑"/>
+              <w:b/>
+              <w:bCs/>
+              <w:color w:val="62B541"/>
+              <w:sz w:val="32"/>
+              <w:szCs w:val="32"/>
+              <w:lang w:eastAsia="zh-CN"/>
+            </w:rPr>
+            <w:instrText xml:space="preserve"> PAGEREF _Toc5952 \h </w:instrText>
+          </w:r>
+          <w:r>
+            <w:rPr>
+              <w:rStyle w:val="19"/>
+              <w:rFonts w:hint="eastAsia" w:ascii="Times New Roman" w:hAnsi="Times New Roman" w:eastAsia="微软雅黑" w:cs="微软雅黑"/>
+              <w:b/>
+              <w:bCs/>
+              <w:color w:val="62B541"/>
+              <w:sz w:val="32"/>
+              <w:szCs w:val="32"/>
+              <w:lang w:eastAsia="zh-CN"/>
+            </w:rPr>
+            <w:fldChar w:fldCharType="separate"/>
+          </w:r>
+          <w:r>
+            <w:rPr>
+              <w:rStyle w:val="19"/>
+              <w:rFonts w:hint="eastAsia" w:ascii="Times New Roman" w:hAnsi="Times New Roman" w:eastAsia="微软雅黑" w:cs="微软雅黑"/>
+              <w:b/>
+              <w:bCs/>
+              <w:color w:val="62B541"/>
+              <w:sz w:val="32"/>
+              <w:szCs w:val="32"/>
+              <w:lang w:eastAsia="zh-CN"/>
+            </w:rPr>
+            <w:t>1</w:t>
+          </w:r>
+          <w:r>
+            <w:rPr>
+              <w:rStyle w:val="19"/>
+              <w:rFonts w:hint="eastAsia" w:ascii="Times New Roman" w:hAnsi="Times New Roman" w:eastAsia="微软雅黑" w:cs="微软雅黑"/>
+              <w:b/>
+              <w:bCs/>
+              <w:color w:val="62B541"/>
+              <w:sz w:val="32"/>
+              <w:szCs w:val="32"/>
+              <w:lang w:eastAsia="zh-CN"/>
+            </w:rPr>
+            <w:fldChar w:fldCharType="end"/>
+          </w:r>
+          <w:r>
+            <w:rPr>
+              <w:rStyle w:val="19"/>
+              <w:rFonts w:hint="default" w:ascii="Times New Roman" w:hAnsi="Times New Roman" w:eastAsia="微软雅黑" w:cs="微软雅黑"/>
+              <w:b/>
+              <w:bCs/>
+              <w:color w:val="62B541"/>
+              <w:sz w:val="32"/>
+              <w:szCs w:val="32"/>
+              <w:lang w:eastAsia="zh-CN"/>
+            </w:rPr>
+            <w:fldChar w:fldCharType="end"/>
+          </w:r>
+        </w:p>
+        <w:p>
+          <w:pPr>
+            <w:pStyle w:val="11"/>
+            <w:tabs>
+              <w:tab w:val="right" w:leader="dot" w:pos="9870"/>
+            </w:tabs>
+            <w:rPr>
+              <w:rStyle w:val="19"/>
+              <w:rFonts w:hint="eastAsia" w:ascii="Times New Roman" w:hAnsi="Times New Roman" w:eastAsia="微软雅黑" w:cs="微软雅黑"/>
+              <w:b/>
+              <w:bCs/>
+              <w:color w:val="62B541"/>
+              <w:sz w:val="32"/>
+              <w:szCs w:val="32"/>
+              <w:lang w:eastAsia="zh-CN"/>
+            </w:rPr>
+          </w:pPr>
+          <w:r>
+            <w:rPr>
+              <w:rStyle w:val="19"/>
+              <w:rFonts w:hint="default" w:ascii="Times New Roman" w:hAnsi="Times New Roman" w:eastAsia="微软雅黑" w:cs="微软雅黑"/>
+              <w:b/>
+              <w:bCs/>
+              <w:color w:val="62B541"/>
+              <w:sz w:val="32"/>
+              <w:szCs w:val="32"/>
+              <w:lang w:eastAsia="zh-CN"/>
+            </w:rPr>
+            <w:fldChar w:fldCharType="begin"/>
+          </w:r>
+          <w:r>
+            <w:rPr>
+              <w:rStyle w:val="19"/>
+              <w:rFonts w:hint="default" w:ascii="Times New Roman" w:hAnsi="Times New Roman" w:eastAsia="微软雅黑" w:cs="微软雅黑"/>
+              <w:b/>
+              <w:bCs/>
+              <w:color w:val="62B541"/>
+              <w:sz w:val="32"/>
+              <w:szCs w:val="32"/>
+              <w:lang w:eastAsia="zh-CN"/>
+            </w:rPr>
+            <w:instrText xml:space="preserve"> HYPERLINK \l _Toc5016 </w:instrText>
+          </w:r>
+          <w:r>
+            <w:rPr>
+              <w:rStyle w:val="19"/>
+              <w:rFonts w:hint="default" w:ascii="Times New Roman" w:hAnsi="Times New Roman" w:eastAsia="微软雅黑" w:cs="微软雅黑"/>
+              <w:b/>
+              <w:bCs/>
+              <w:color w:val="62B541"/>
+              <w:sz w:val="32"/>
+              <w:szCs w:val="32"/>
+              <w:lang w:eastAsia="zh-CN"/>
+            </w:rPr>
+            <w:fldChar w:fldCharType="separate"/>
+          </w:r>
+          <w:r>
+            <w:rPr>
+              <w:rStyle w:val="19"/>
+              <w:rFonts w:hint="default" w:ascii="Times New Roman" w:hAnsi="Times New Roman" w:eastAsia="微软雅黑" w:cs="微软雅黑"/>
+              <w:b/>
+              <w:bCs/>
+              <w:color w:val="62B541"/>
+              <w:sz w:val="32"/>
+              <w:szCs w:val="32"/>
+              <w:lang w:eastAsia="zh-CN"/>
+            </w:rPr>
+            <w:t>检测</w:t>
+          </w:r>
+          <w:r>
+            <w:rPr>
+              <w:rStyle w:val="19"/>
+              <w:rFonts w:hint="eastAsia" w:ascii="Times New Roman" w:hAnsi="Times New Roman" w:eastAsia="微软雅黑" w:cs="微软雅黑"/>
+              <w:b/>
+              <w:bCs/>
+              <w:color w:val="62B541"/>
+              <w:sz w:val="32"/>
+              <w:szCs w:val="32"/>
+              <w:lang w:val="en-US" w:eastAsia="zh-CN"/>
+            </w:rPr>
+            <w:t>结果解析</w:t>
+          </w:r>
+          <w:r>
+            <w:rPr>
+              <w:rStyle w:val="19"/>
+              <w:rFonts w:hint="eastAsia" w:ascii="Times New Roman" w:hAnsi="Times New Roman" w:eastAsia="微软雅黑" w:cs="微软雅黑"/>
+              <w:b/>
+              <w:bCs/>
+              <w:color w:val="62B541"/>
+              <w:sz w:val="32"/>
+              <w:szCs w:val="32"/>
+              <w:lang w:eastAsia="zh-CN"/>
+            </w:rPr>
+            <w:tab/>
+          </w:r>
+          <w:r>
+            <w:rPr>
+              <w:rStyle w:val="19"/>
+              <w:rFonts w:hint="eastAsia" w:ascii="Times New Roman" w:hAnsi="Times New Roman" w:eastAsia="微软雅黑" w:cs="微软雅黑"/>
+              <w:b/>
+              <w:bCs/>
+              <w:color w:val="62B541"/>
+              <w:sz w:val="32"/>
+              <w:szCs w:val="32"/>
+              <w:lang w:eastAsia="zh-CN"/>
+            </w:rPr>
+            <w:fldChar w:fldCharType="begin"/>
+          </w:r>
+          <w:r>
+            <w:rPr>
+              <w:rStyle w:val="19"/>
+              <w:rFonts w:hint="eastAsia" w:ascii="Times New Roman" w:hAnsi="Times New Roman" w:eastAsia="微软雅黑" w:cs="微软雅黑"/>
+              <w:b/>
+              <w:bCs/>
+              <w:color w:val="62B541"/>
+              <w:sz w:val="32"/>
+              <w:szCs w:val="32"/>
+              <w:lang w:eastAsia="zh-CN"/>
+            </w:rPr>
+            <w:instrText xml:space="preserve"> PAGEREF _Toc5016 \h </w:instrText>
+          </w:r>
+          <w:r>
+            <w:rPr>
+              <w:rStyle w:val="19"/>
+              <w:rFonts w:hint="eastAsia" w:ascii="Times New Roman" w:hAnsi="Times New Roman" w:eastAsia="微软雅黑" w:cs="微软雅黑"/>
+              <w:b/>
+              <w:bCs/>
+              <w:color w:val="62B541"/>
+              <w:sz w:val="32"/>
+              <w:szCs w:val="32"/>
+              <w:lang w:eastAsia="zh-CN"/>
+            </w:rPr>
+            <w:fldChar w:fldCharType="separate"/>
+          </w:r>
+          <w:r>
+            <w:rPr>
+              <w:rStyle w:val="19"/>
+              <w:rFonts w:hint="eastAsia" w:ascii="Times New Roman" w:hAnsi="Times New Roman" w:eastAsia="微软雅黑" w:cs="微软雅黑"/>
+              <w:b/>
+              <w:bCs/>
+              <w:color w:val="62B541"/>
+              <w:sz w:val="32"/>
+              <w:szCs w:val="32"/>
+              <w:lang w:eastAsia="zh-CN"/>
+            </w:rPr>
+            <w:t>1</w:t>
+          </w:r>
+          <w:r>
+            <w:rPr>
+              <w:rStyle w:val="19"/>
+              <w:rFonts w:hint="eastAsia" w:ascii="Times New Roman" w:hAnsi="Times New Roman" w:eastAsia="微软雅黑" w:cs="微软雅黑"/>
+              <w:b/>
+              <w:bCs/>
+              <w:color w:val="62B541"/>
+              <w:sz w:val="32"/>
+              <w:szCs w:val="32"/>
+              <w:lang w:eastAsia="zh-CN"/>
+            </w:rPr>
+            <w:fldChar w:fldCharType="end"/>
+          </w:r>
+          <w:r>
+            <w:rPr>
+              <w:rStyle w:val="19"/>
+              <w:rFonts w:hint="default" w:ascii="Times New Roman" w:hAnsi="Times New Roman" w:eastAsia="微软雅黑" w:cs="微软雅黑"/>
+              <w:b/>
+              <w:bCs/>
+              <w:color w:val="62B541"/>
+              <w:sz w:val="32"/>
+              <w:szCs w:val="32"/>
+              <w:lang w:eastAsia="zh-CN"/>
+            </w:rPr>
+            <w:fldChar w:fldCharType="end"/>
+          </w:r>
+        </w:p>
+        <w:p>
+          <w:pPr>
+            <w:pStyle w:val="11"/>
+            <w:tabs>
+              <w:tab w:val="right" w:leader="dot" w:pos="9870"/>
+            </w:tabs>
+            <w:rPr>
+              <w:rStyle w:val="19"/>
+              <w:rFonts w:hint="eastAsia" w:ascii="Times New Roman" w:hAnsi="Times New Roman" w:eastAsia="微软雅黑" w:cs="微软雅黑"/>
+              <w:b/>
+              <w:bCs/>
+              <w:color w:val="62B541"/>
+              <w:sz w:val="32"/>
+              <w:szCs w:val="32"/>
+              <w:lang w:eastAsia="zh-CN"/>
+            </w:rPr>
+          </w:pPr>
+          <w:r>
+            <w:rPr>
+              <w:rStyle w:val="19"/>
+              <w:rFonts w:hint="default" w:ascii="Times New Roman" w:hAnsi="Times New Roman" w:eastAsia="微软雅黑" w:cs="微软雅黑"/>
+              <w:b/>
+              <w:bCs/>
+              <w:color w:val="62B541"/>
+              <w:sz w:val="32"/>
+              <w:szCs w:val="32"/>
+              <w:lang w:eastAsia="zh-CN"/>
+            </w:rPr>
+            <w:fldChar w:fldCharType="begin"/>
+          </w:r>
+          <w:r>
+            <w:rPr>
+              <w:rStyle w:val="19"/>
+              <w:rFonts w:hint="default" w:ascii="Times New Roman" w:hAnsi="Times New Roman" w:eastAsia="微软雅黑" w:cs="微软雅黑"/>
+              <w:b/>
+              <w:bCs/>
+              <w:color w:val="62B541"/>
+              <w:sz w:val="32"/>
+              <w:szCs w:val="32"/>
+              <w:lang w:eastAsia="zh-CN"/>
+            </w:rPr>
+            <w:instrText xml:space="preserve"> HYPERLINK \l _Toc17654 </w:instrText>
+          </w:r>
+          <w:r>
+            <w:rPr>
+              <w:rStyle w:val="19"/>
+              <w:rFonts w:hint="default" w:ascii="Times New Roman" w:hAnsi="Times New Roman" w:eastAsia="微软雅黑" w:cs="微软雅黑"/>
+              <w:b/>
+              <w:bCs/>
+              <w:color w:val="62B541"/>
+              <w:sz w:val="32"/>
+              <w:szCs w:val="32"/>
+              <w:lang w:eastAsia="zh-CN"/>
+            </w:rPr>
+            <w:fldChar w:fldCharType="separate"/>
+          </w:r>
+          <w:r>
+            <w:rPr>
+              <w:rStyle w:val="19"/>
+              <w:rFonts w:hint="eastAsia" w:ascii="Times New Roman" w:hAnsi="Times New Roman" w:eastAsia="微软雅黑" w:cs="微软雅黑"/>
+              <w:b/>
+              <w:bCs/>
+              <w:color w:val="62B541"/>
+              <w:sz w:val="32"/>
+              <w:szCs w:val="32"/>
+              <w:lang w:val="en-US" w:eastAsia="zh-CN"/>
+            </w:rPr>
+            <w:t>方法及局限性</w:t>
+          </w:r>
+          <w:r>
+            <w:rPr>
+              <w:rStyle w:val="19"/>
+              <w:rFonts w:hint="eastAsia" w:ascii="Times New Roman" w:hAnsi="Times New Roman" w:eastAsia="微软雅黑" w:cs="微软雅黑"/>
+              <w:b/>
+              <w:bCs/>
+              <w:color w:val="62B541"/>
+              <w:sz w:val="32"/>
+              <w:szCs w:val="32"/>
+              <w:lang w:eastAsia="zh-CN"/>
+            </w:rPr>
+            <w:tab/>
+          </w:r>
+          <w:r>
+            <w:rPr>
+              <w:rStyle w:val="19"/>
+              <w:rFonts w:hint="eastAsia" w:ascii="Times New Roman" w:hAnsi="Times New Roman" w:eastAsia="微软雅黑" w:cs="微软雅黑"/>
+              <w:b/>
+              <w:bCs/>
+              <w:color w:val="62B541"/>
+              <w:sz w:val="32"/>
+              <w:szCs w:val="32"/>
+              <w:lang w:eastAsia="zh-CN"/>
+            </w:rPr>
+            <w:fldChar w:fldCharType="begin"/>
+          </w:r>
+          <w:r>
+            <w:rPr>
+              <w:rStyle w:val="19"/>
+              <w:rFonts w:hint="eastAsia" w:ascii="Times New Roman" w:hAnsi="Times New Roman" w:eastAsia="微软雅黑" w:cs="微软雅黑"/>
+              <w:b/>
+              <w:bCs/>
+              <w:color w:val="62B541"/>
+              <w:sz w:val="32"/>
+              <w:szCs w:val="32"/>
+              <w:lang w:eastAsia="zh-CN"/>
+            </w:rPr>
+            <w:instrText xml:space="preserve"> PAGEREF _Toc17654 \h </w:instrText>
+          </w:r>
+          <w:r>
+            <w:rPr>
+              <w:rStyle w:val="19"/>
+              <w:rFonts w:hint="eastAsia" w:ascii="Times New Roman" w:hAnsi="Times New Roman" w:eastAsia="微软雅黑" w:cs="微软雅黑"/>
+              <w:b/>
+              <w:bCs/>
+              <w:color w:val="62B541"/>
+              <w:sz w:val="32"/>
+              <w:szCs w:val="32"/>
+              <w:lang w:eastAsia="zh-CN"/>
+            </w:rPr>
+            <w:fldChar w:fldCharType="separate"/>
+          </w:r>
+          <w:r>
+            <w:rPr>
+              <w:rStyle w:val="19"/>
+              <w:rFonts w:hint="eastAsia" w:ascii="Times New Roman" w:hAnsi="Times New Roman" w:eastAsia="微软雅黑" w:cs="微软雅黑"/>
+              <w:b/>
+              <w:bCs/>
+              <w:color w:val="62B541"/>
+              <w:sz w:val="32"/>
+              <w:szCs w:val="32"/>
+              <w:lang w:eastAsia="zh-CN"/>
+            </w:rPr>
+            <w:t>1</w:t>
+          </w:r>
+          <w:r>
+            <w:rPr>
+              <w:rStyle w:val="19"/>
+              <w:rFonts w:hint="eastAsia" w:ascii="Times New Roman" w:hAnsi="Times New Roman" w:eastAsia="微软雅黑" w:cs="微软雅黑"/>
+              <w:b/>
+              <w:bCs/>
+              <w:color w:val="62B541"/>
+              <w:sz w:val="32"/>
+              <w:szCs w:val="32"/>
+              <w:lang w:eastAsia="zh-CN"/>
+            </w:rPr>
+            <w:fldChar w:fldCharType="end"/>
+          </w:r>
+          <w:r>
+            <w:rPr>
+              <w:rStyle w:val="19"/>
+              <w:rFonts w:hint="default" w:ascii="Times New Roman" w:hAnsi="Times New Roman" w:eastAsia="微软雅黑" w:cs="微软雅黑"/>
+              <w:b/>
+              <w:bCs/>
+              <w:color w:val="62B541"/>
+              <w:sz w:val="32"/>
+              <w:szCs w:val="32"/>
+              <w:lang w:eastAsia="zh-CN"/>
+            </w:rPr>
+            <w:fldChar w:fldCharType="end"/>
+          </w:r>
+        </w:p>
+        <w:p>
+          <w:pPr>
+            <w:pStyle w:val="11"/>
+            <w:tabs>
+              <w:tab w:val="right" w:leader="dot" w:pos="9870"/>
+            </w:tabs>
+          </w:pPr>
+          <w:r>
+            <w:rPr>
+              <w:rStyle w:val="19"/>
+              <w:rFonts w:hint="default" w:ascii="Times New Roman" w:hAnsi="Times New Roman" w:eastAsia="微软雅黑" w:cs="微软雅黑"/>
+              <w:b/>
+              <w:bCs/>
+              <w:color w:val="62B541"/>
+              <w:sz w:val="32"/>
+              <w:szCs w:val="32"/>
+              <w:lang w:eastAsia="zh-CN"/>
+            </w:rPr>
+            <w:fldChar w:fldCharType="begin"/>
+          </w:r>
+          <w:r>
+            <w:rPr>
+              <w:rStyle w:val="19"/>
+              <w:rFonts w:hint="default" w:ascii="Times New Roman" w:hAnsi="Times New Roman" w:eastAsia="微软雅黑" w:cs="微软雅黑"/>
+              <w:b/>
+              <w:bCs/>
+              <w:color w:val="62B541"/>
+              <w:sz w:val="32"/>
+              <w:szCs w:val="32"/>
+              <w:lang w:eastAsia="zh-CN"/>
+            </w:rPr>
+            <w:instrText xml:space="preserve"> HYPERLINK \l _Toc29919 </w:instrText>
+          </w:r>
+          <w:r>
+            <w:rPr>
+              <w:rStyle w:val="19"/>
+              <w:rFonts w:hint="default" w:ascii="Times New Roman" w:hAnsi="Times New Roman" w:eastAsia="微软雅黑" w:cs="微软雅黑"/>
+              <w:b/>
+              <w:bCs/>
+              <w:color w:val="62B541"/>
+              <w:sz w:val="32"/>
+              <w:szCs w:val="32"/>
+              <w:lang w:eastAsia="zh-CN"/>
+            </w:rPr>
+            <w:fldChar w:fldCharType="separate"/>
+          </w:r>
+          <w:r>
+            <w:rPr>
+              <w:rStyle w:val="19"/>
+              <w:rFonts w:hint="eastAsia" w:ascii="Times New Roman" w:hAnsi="Times New Roman" w:eastAsia="微软雅黑" w:cs="微软雅黑"/>
+              <w:b/>
+              <w:bCs/>
+              <w:color w:val="62B541"/>
+              <w:sz w:val="32"/>
+              <w:szCs w:val="32"/>
+              <w:lang w:val="en-US" w:eastAsia="zh-CN"/>
+            </w:rPr>
+            <w:t>参考文献</w:t>
+          </w:r>
+          <w:r>
+            <w:rPr>
+              <w:rStyle w:val="19"/>
+              <w:rFonts w:hint="eastAsia" w:ascii="Times New Roman" w:hAnsi="Times New Roman" w:eastAsia="微软雅黑" w:cs="微软雅黑"/>
+              <w:b/>
+              <w:bCs/>
+              <w:color w:val="62B541"/>
+              <w:sz w:val="32"/>
+              <w:szCs w:val="32"/>
+              <w:lang w:eastAsia="zh-CN"/>
+            </w:rPr>
+            <w:tab/>
+          </w:r>
+          <w:r>
+            <w:rPr>
+              <w:rStyle w:val="19"/>
+              <w:rFonts w:hint="eastAsia" w:ascii="Times New Roman" w:hAnsi="Times New Roman" w:eastAsia="微软雅黑" w:cs="微软雅黑"/>
+              <w:b/>
+              <w:bCs/>
+              <w:color w:val="62B541"/>
+              <w:sz w:val="32"/>
+              <w:szCs w:val="32"/>
+              <w:lang w:eastAsia="zh-CN"/>
+            </w:rPr>
+            <w:fldChar w:fldCharType="begin"/>
+          </w:r>
+          <w:r>
+            <w:rPr>
+              <w:rStyle w:val="19"/>
+              <w:rFonts w:hint="eastAsia" w:ascii="Times New Roman" w:hAnsi="Times New Roman" w:eastAsia="微软雅黑" w:cs="微软雅黑"/>
+              <w:b/>
+              <w:bCs/>
+              <w:color w:val="62B541"/>
+              <w:sz w:val="32"/>
+              <w:szCs w:val="32"/>
+              <w:lang w:eastAsia="zh-CN"/>
+            </w:rPr>
+            <w:instrText xml:space="preserve"> PAGEREF _Toc29919 \h </w:instrText>
+          </w:r>
+          <w:r>
+            <w:rPr>
+              <w:rStyle w:val="19"/>
+              <w:rFonts w:hint="eastAsia" w:ascii="Times New Roman" w:hAnsi="Times New Roman" w:eastAsia="微软雅黑" w:cs="微软雅黑"/>
+              <w:b/>
+              <w:bCs/>
+              <w:color w:val="62B541"/>
+              <w:sz w:val="32"/>
+              <w:szCs w:val="32"/>
+              <w:lang w:eastAsia="zh-CN"/>
+            </w:rPr>
+            <w:fldChar w:fldCharType="separate"/>
+          </w:r>
+          <w:r>
+            <w:rPr>
+              <w:rStyle w:val="19"/>
+              <w:rFonts w:hint="eastAsia" w:ascii="Times New Roman" w:hAnsi="Times New Roman" w:eastAsia="微软雅黑" w:cs="微软雅黑"/>
+              <w:b/>
+              <w:bCs/>
+              <w:color w:val="62B541"/>
+              <w:sz w:val="32"/>
+              <w:szCs w:val="32"/>
+              <w:lang w:eastAsia="zh-CN"/>
+            </w:rPr>
+            <w:t>1</w:t>
+          </w:r>
+          <w:r>
+            <w:rPr>
+              <w:rStyle w:val="19"/>
+              <w:rFonts w:hint="eastAsia" w:ascii="Times New Roman" w:hAnsi="Times New Roman" w:eastAsia="微软雅黑" w:cs="微软雅黑"/>
+              <w:b/>
+              <w:bCs/>
+              <w:color w:val="62B541"/>
+              <w:sz w:val="32"/>
+              <w:szCs w:val="32"/>
+              <w:lang w:eastAsia="zh-CN"/>
+            </w:rPr>
+            <w:fldChar w:fldCharType="end"/>
+          </w:r>
+          <w:r>
+            <w:rPr>
+              <w:rStyle w:val="19"/>
+              <w:rFonts w:hint="default" w:ascii="Times New Roman" w:hAnsi="Times New Roman" w:eastAsia="微软雅黑" w:cs="微软雅黑"/>
+              <w:b/>
+              <w:bCs/>
+              <w:color w:val="62B541"/>
+              <w:sz w:val="32"/>
+              <w:szCs w:val="32"/>
+              <w:lang w:eastAsia="zh-CN"/>
+            </w:rPr>
+            <w:fldChar w:fldCharType="end"/>
+          </w:r>
+        </w:p>
+        <w:p>
+          <w:pPr>
+            <w:keepNext w:val="0"/>
+            <w:keepLines w:val="0"/>
+            <w:pageBreakBefore w:val="0"/>
+            <w:widowControl w:val="0"/>
+            <w:tabs>
+              <w:tab w:val="right" w:leader="dot" w:pos="9870"/>
+            </w:tabs>
+            <w:kinsoku/>
+            <w:wordWrap/>
+            <w:overflowPunct/>
+            <w:topLinePunct w:val="0"/>
+            <w:autoSpaceDE/>
+            <w:autoSpaceDN/>
+            <w:bidi w:val="0"/>
+            <w:adjustRightInd/>
+            <w:snapToGrid/>
+            <w:spacing w:line="240" w:lineRule="auto"/>
+            <w:ind w:left="0" w:leftChars="0"/>
+            <w:jc w:val="both"/>
+            <w:textAlignment w:val="auto"/>
+            <w:rPr>
+              <w:rFonts w:hint="default" w:ascii="Times New Roman" w:hAnsi="Times New Roman" w:eastAsia="微软雅黑" w:cs="Times New Roman"/>
+              <w:sz w:val="24"/>
+              <w:szCs w:val="24"/>
+              <w:lang w:eastAsia="zh-CN"/>
+            </w:rPr>
+          </w:pPr>
+          <w:r>
+            <w:rPr>
+              <w:rFonts w:hint="default" w:ascii="Times New Roman" w:hAnsi="Times New Roman" w:eastAsia="微软雅黑" w:cs="Times New Roman"/>
+              <w:b/>
+              <w:szCs w:val="24"/>
+              <w:lang w:eastAsia="zh-CN"/>
+            </w:rPr>
+            <w:fldChar w:fldCharType="end"/>
+          </w:r>
+        </w:p>
+      </w:sdtContent>
+    </w:sdt>
     <w:p>
       <w:pPr>
         <w:pStyle w:val="2"/>
@@ -23,13 +1705,43 @@
         </w:rPr>
       </w:pPr>
       <w:bookmarkStart w:id="0" w:name="_Toc27500"/>
-      <w:bookmarkStart w:id="1" w:name="_Toc24397"/>
-      <w:bookmarkStart w:id="2" w:name="_Toc30143_WPSOffice_Level1"/>
-      <w:bookmarkStart w:id="3" w:name="_Toc32054"/>
-      <w:bookmarkStart w:id="4" w:name="_Toc13806"/>
+      <w:bookmarkStart w:id="1" w:name="_Toc30143_WPSOffice_Level1"/>
+      <w:bookmarkStart w:id="2" w:name="_Toc32054"/>
+      <w:bookmarkStart w:id="3" w:name="_Toc13806"/>
+      <w:bookmarkStart w:id="4" w:name="_Toc21669"/>
       <w:bookmarkStart w:id="5" w:name="_Toc21009_WPSOffice_Level1"/>
-      <w:bookmarkStart w:id="6" w:name="_Toc21669"/>
+      <w:bookmarkStart w:id="6" w:name="_Toc24397"/>
       <w:bookmarkStart w:id="7" w:name="_Toc24178_WPSOffice_Level1"/>
+    </w:p>
+    <w:p>
+      <w:pPr>
+        <w:rPr>
+          <w:rFonts w:hint="default" w:ascii="Times New Roman" w:hAnsi="Times New Roman" w:eastAsia="微软雅黑" w:cs="Times New Roman"/>
+          <w:color w:val="62B541"/>
+          <w:sz w:val="32"/>
+          <w14:shadow w14:blurRad="50800" w14:dist="38100" w14:dir="10800000" w14:sx="100000" w14:sy="100000" w14:kx="0" w14:ky="0" w14:algn="r">
+            <w14:srgbClr w14:val="62B541">
+              <w14:alpha w14:val="60000"/>
+            </w14:srgbClr>
+          </w14:shadow>
+        </w:rPr>
+        <w:sectPr>
+          <w:headerReference r:id="rId3" w:type="default"/>
+          <w:footerReference r:id="rId4" w:type="default"/>
+          <w:pgSz w:w="11905" w:h="16838"/>
+          <w:pgMar w:top="850" w:right="850" w:bottom="850" w:left="850" w:header="283" w:footer="397" w:gutter="0"/>
+          <w:pgBorders>
+            <w:top w:val="none" w:sz="0" w:space="0"/>
+            <w:left w:val="none" w:sz="0" w:space="0"/>
+            <w:bottom w:val="none" w:sz="0" w:space="0"/>
+            <w:right w:val="none" w:sz="0" w:space="0"/>
+          </w:pgBorders>
+          <w:pgNumType w:fmt="decimal" w:start="1"/>
+          <w:cols w:space="0" w:num="1"/>
+          <w:rtlGutter w:val="0"/>
+          <w:docGrid w:linePitch="299" w:charSpace="0"/>
+        </w:sectPr>
+      </w:pPr>
     </w:p>
     <w:p>
       <w:pPr>
@@ -2203,387 +3915,134 @@
         </w:rPr>
       </w:pPr>
     </w:p>
-    <w:tbl>
-      <w:tblPr>
-        <w:tblStyle w:val="53"/>
-        <w:tblW w:w="9487" w:type="dxa"/>
-        <w:jc w:val="center"/>
-        <w:tblCaption w:val="tb_sign"/>
-        <w:tblDescription w:val=""/>
-        <w:tblBorders>
-          <w:top w:val="none" w:color="FFFFFF" w:sz="0" w:space="0"/>
-          <w:left w:val="none" w:color="FFFFFF" w:sz="0" w:space="0"/>
-          <w:bottom w:val="none" w:color="FFFFFF" w:sz="0" w:space="0"/>
-          <w:right w:val="none" w:color="FFFFFF" w:sz="0" w:space="0"/>
-          <w:insideH w:val="none" w:color="FFFFFF" w:sz="0" w:space="0"/>
-          <w:insideV w:val="none" w:color="FFFFFF" w:sz="0" w:space="0"/>
-        </w:tblBorders>
-        <w:shd w:val="clear" w:color="auto" w:fill="FFFFFF"/>
-        <w:tblLayout w:type="fixed"/>
-        <w:tblCellMar>
-          <w:top w:w="0" w:type="dxa"/>
-          <w:left w:w="108" w:type="dxa"/>
-          <w:bottom w:w="0" w:type="dxa"/>
-          <w:right w:w="108" w:type="dxa"/>
-        </w:tblCellMar>
-      </w:tblPr>
-      <w:tblGrid>
-        <w:gridCol w:w="993"/>
-        <w:gridCol w:w="1974"/>
-        <w:gridCol w:w="923"/>
-        <w:gridCol w:w="1593"/>
-        <w:gridCol w:w="1321"/>
-        <w:gridCol w:w="2683"/>
-      </w:tblGrid>
-      <w:tr>
-        <w:tblPrEx>
-          <w:tblBorders>
-            <w:top w:val="none" w:color="FFFFFF" w:sz="0" w:space="0"/>
-            <w:left w:val="none" w:color="FFFFFF" w:sz="0" w:space="0"/>
-            <w:bottom w:val="none" w:color="FFFFFF" w:sz="0" w:space="0"/>
-            <w:right w:val="none" w:color="FFFFFF" w:sz="0" w:space="0"/>
-            <w:insideH w:val="none" w:color="FFFFFF" w:sz="0" w:space="0"/>
-            <w:insideV w:val="none" w:color="FFFFFF" w:sz="0" w:space="0"/>
-          </w:tblBorders>
-          <w:shd w:val="clear" w:color="auto" w:fill="FFFFFF"/>
-          <w:tblCellMar>
-            <w:top w:w="0" w:type="dxa"/>
-            <w:left w:w="108" w:type="dxa"/>
-            <w:bottom w:w="0" w:type="dxa"/>
-            <w:right w:w="108" w:type="dxa"/>
-          </w:tblCellMar>
-        </w:tblPrEx>
-        <w:trPr>
-          <w:trHeight w:val="437" w:hRule="exact"/>
-          <w:jc w:val="center"/>
-        </w:trPr>
-        <w:tc>
-          <w:tcPr>
-            <w:tcW w:w="993" w:type="dxa"/>
-            <w:shd w:val="clear" w:color="auto" w:fill="FFFFFF"/>
-            <w:vAlign w:val="center"/>
-          </w:tcPr>
-          <w:p>
-            <w:pPr>
-              <w:keepNext w:val="0"/>
-              <w:keepLines w:val="0"/>
-              <w:pageBreakBefore w:val="0"/>
-              <w:widowControl w:val="0"/>
-              <w:kinsoku/>
-              <w:wordWrap/>
-              <w:overflowPunct/>
-              <w:topLinePunct w:val="0"/>
-              <w:autoSpaceDE/>
-              <w:autoSpaceDN/>
-              <w:bidi w:val="0"/>
-              <w:adjustRightInd/>
-              <w:snapToGrid/>
-              <w:spacing w:before="32" w:beforeLines="10" w:line="240" w:lineRule="auto"/>
-              <w:jc w:val="left"/>
-              <w:textAlignment w:val="auto"/>
-              <w:rPr>
-                <w:rFonts w:hint="default" w:ascii="Times New Roman" w:hAnsi="Times New Roman" w:eastAsia="微软雅黑" w:cs="Times New Roman"/>
-                <w:b/>
-                <w:kern w:val="0"/>
-                <w:sz w:val="18"/>
-                <w:szCs w:val="18"/>
-              </w:rPr>
-            </w:pPr>
-            <w:r>
-              <w:rPr>
-                <w:rFonts w:hint="default" w:ascii="Times New Roman" w:hAnsi="Times New Roman" w:eastAsia="微软雅黑" w:cs="Times New Roman"/>
-                <w:b/>
-                <w:color w:val="000000"/>
-                <w:kern w:val="0"/>
-                <w:sz w:val="18"/>
-                <w:szCs w:val="18"/>
-              </w:rPr>
-              <mc:AlternateContent>
-                <mc:Choice Requires="wps">
-                  <w:drawing>
-                    <wp:anchor distT="0" distB="0" distL="114300" distR="114300" simplePos="0" relativeHeight="251659264" behindDoc="0" locked="0" layoutInCell="1" allowOverlap="1">
-                      <wp:simplePos x="0" y="0"/>
-                      <wp:positionH relativeFrom="margin">
-                        <wp:posOffset>-26670</wp:posOffset>
-                      </wp:positionH>
-                      <wp:positionV relativeFrom="paragraph">
-                        <wp:posOffset>240030</wp:posOffset>
-                      </wp:positionV>
-                      <wp:extent cx="5962650" cy="0"/>
-                      <wp:effectExtent l="0" t="9525" r="6350" b="15875"/>
-                      <wp:wrapNone/>
-                      <wp:docPr id="59" name="直接箭头连接符 59"/>
-                      <wp:cNvGraphicFramePr/>
-                      <a:graphic xmlns:a="http://schemas.openxmlformats.org/drawingml/2006/main">
-                        <a:graphicData uri="http://schemas.microsoft.com/office/word/2010/wordprocessingShape">
-                          <wps:wsp>
-                            <wps:cNvCnPr/>
-                            <wps:spPr>
-                              <a:xfrm>
-                                <a:off x="0" y="0"/>
-                                <a:ext cx="5962650" cy="0"/>
-                              </a:xfrm>
-                              <a:prstGeom prst="straightConnector1">
-                                <a:avLst/>
-                              </a:prstGeom>
-                              <a:ln w="19050" cap="flat" cmpd="sng">
-                                <a:solidFill>
-                                  <a:schemeClr val="accent6"/>
-                                </a:solidFill>
-                                <a:prstDash val="solid"/>
-                                <a:headEnd type="none" w="med" len="med"/>
-                                <a:tailEnd type="none" w="med" len="med"/>
-                              </a:ln>
-                              <a:effectLst/>
-                            </wps:spPr>
-                            <wps:bodyPr/>
-                          </wps:wsp>
-                        </a:graphicData>
-                      </a:graphic>
-                    </wp:anchor>
-                  </w:drawing>
-                </mc:Choice>
-                <mc:Fallback>
-                  <w:pict>
-                    <v:shape id="_x0000_s1026" o:spid="_x0000_s1026" o:spt="32" type="#_x0000_t32" style="position:absolute;left:0pt;margin-left:-2.1pt;margin-top:18.9pt;height:0pt;width:469.5pt;mso-position-horizontal-relative:margin;z-index:251659264;mso-width-relative:page;mso-height-relative:page;" filled="f" stroked="t" coordsize="21600,21600" o:gfxdata="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">
-                      <v:fill on="f" focussize="0,0"/>
-                      <v:stroke weight="1.5pt" color="#70AD47 [3209]" joinstyle="round"/>
-                      <v:imagedata o:title=""/>
-                      <o:lock v:ext="edit" aspectratio="f"/>
-                    </v:shape>
-                  </w:pict>
-                </mc:Fallback>
-              </mc:AlternateContent>
-            </w:r>
-            <w:r>
-              <w:rPr>
-                <w:rFonts w:hint="default" w:ascii="Times New Roman" w:hAnsi="Times New Roman" w:eastAsia="微软雅黑" w:cs="Times New Roman"/>
-                <w:b/>
-                <w:color w:val="000000"/>
-                <w:kern w:val="0"/>
-                <w:sz w:val="18"/>
-                <w:szCs w:val="18"/>
-              </w:rPr>
-              <w:t>检测人：</w:t>
-            </w:r>
-          </w:p>
-        </w:tc>
-        <w:tc>
-          <w:tcPr>
-            <w:tcW w:w="1974" w:type="dxa"/>
-            <w:shd w:val="clear" w:color="auto" w:fill="FFFFFF"/>
-            <w:vAlign w:val="center"/>
-          </w:tcPr>
-          <w:p>
-            <w:pPr>
-              <w:keepNext w:val="0"/>
-              <w:keepLines w:val="0"/>
-              <w:pageBreakBefore w:val="0"/>
-              <w:widowControl w:val="0"/>
-              <w:kinsoku/>
-              <w:wordWrap/>
-              <w:overflowPunct/>
-              <w:topLinePunct w:val="0"/>
-              <w:autoSpaceDE/>
-              <w:autoSpaceDN/>
-              <w:bidi w:val="0"/>
-              <w:adjustRightInd/>
-              <w:snapToGrid/>
-              <w:spacing w:line="240" w:lineRule="auto"/>
-              <w:jc w:val="left"/>
-              <w:textAlignment w:val="auto"/>
-              <w:rPr>
-                <w:rFonts w:hint="default" w:ascii="Times New Roman" w:hAnsi="Times New Roman" w:eastAsia="微软雅黑" w:cs="Times New Roman"/>
-                <w:b/>
-                <w:color w:val="000000"/>
-                <w:kern w:val="0"/>
-                <w:sz w:val="18"/>
-                <w:szCs w:val="18"/>
-                <w:lang w:val="en-US" w:eastAsia="zh-CN"/>
-              </w:rPr>
-            </w:pPr>
-            <w:r>
-              <w:rPr>
-                <w:rFonts w:hint="default" w:ascii="Times New Roman" w:hAnsi="Times New Roman" w:eastAsia="微软雅黑" w:cs="Times New Roman"/>
-              </w:rPr>
-              <w:drawing>
-                <wp:inline distT="0" distB="0" distL="114300" distR="114300">
-                  <wp:extent cx="548640" cy="249555"/>
-                  <wp:effectExtent l="0" t="0" r="10160" b="4445"/>
-                  <wp:docPr id="9" name="图片 2"/>
-                  <wp:cNvGraphicFramePr>
-                    <a:graphicFrameLocks xmlns:a="http://schemas.openxmlformats.org/drawingml/2006/main" noChangeAspect="1"/>
-                  </wp:cNvGraphicFramePr>
-                  <a:graphic xmlns:a="http://schemas.openxmlformats.org/drawingml/2006/main">
-                    <a:graphicData uri="http://schemas.openxmlformats.org/drawingml/2006/picture">
-                      <pic:pic xmlns:pic="http://schemas.openxmlformats.org/drawingml/2006/picture">
-                        <pic:nvPicPr>
-                          <pic:cNvPr id="9" name="图片 2"/>
-                          <pic:cNvPicPr>
-                            <a:picLocks noChangeAspect="1"/>
-                          </pic:cNvPicPr>
-                        </pic:nvPicPr>
-                        <pic:blipFill>
-                          <a:blip r:embed="rId6"/>
-                          <a:stretch>
-                            <a:fillRect/>
-                          </a:stretch>
-                        </pic:blipFill>
-                        <pic:spPr>
-                          <a:xfrm>
-                            <a:off x="0" y="0"/>
-                            <a:ext cx="548640" cy="249555"/>
-                          </a:xfrm>
-                          <a:prstGeom prst="rect">
-                            <a:avLst/>
-                          </a:prstGeom>
-                          <a:noFill/>
-                          <a:ln>
-                            <a:noFill/>
-                          </a:ln>
-                        </pic:spPr>
-                      </pic:pic>
-                    </a:graphicData>
-                  </a:graphic>
-                </wp:inline>
-              </w:drawing>
-            </w:r>
-          </w:p>
-        </w:tc>
-        <w:tc>
-          <w:tcPr>
-            <w:tcW w:w="923" w:type="dxa"/>
-            <w:shd w:val="clear" w:color="auto" w:fill="FFFFFF"/>
-            <w:vAlign w:val="center"/>
-          </w:tcPr>
-          <w:p>
-            <w:pPr>
-              <w:jc w:val="left"/>
-              <w:rPr>
-                <w:rFonts w:hint="default" w:ascii="Times New Roman" w:hAnsi="Times New Roman" w:eastAsia="微软雅黑" w:cs="Times New Roman"/>
-                <w:b/>
-                <w:kern w:val="0"/>
-                <w:sz w:val="18"/>
-                <w:szCs w:val="18"/>
-              </w:rPr>
-            </w:pPr>
-            <w:r>
-              <w:rPr>
-                <w:rFonts w:hint="default" w:ascii="Times New Roman" w:hAnsi="Times New Roman" w:eastAsia="微软雅黑" w:cs="Times New Roman"/>
-                <w:b/>
-                <w:color w:val="000000"/>
-                <w:kern w:val="0"/>
-                <w:sz w:val="18"/>
-                <w:szCs w:val="18"/>
-              </w:rPr>
-              <w:t>审核人：</w:t>
-            </w:r>
-          </w:p>
-        </w:tc>
-        <w:tc>
-          <w:tcPr>
-            <w:tcW w:w="1593" w:type="dxa"/>
-            <w:shd w:val="clear" w:color="auto" w:fill="FFFFFF"/>
-            <w:vAlign w:val="center"/>
-          </w:tcPr>
-          <w:p>
-            <w:pPr>
-              <w:jc w:val="left"/>
-              <w:rPr>
-                <w:rFonts w:hint="eastAsia" w:ascii="Times New Roman" w:hAnsi="Times New Roman" w:eastAsia="微软雅黑" w:cs="Times New Roman"/>
-                <w:b/>
-                <w:kern w:val="0"/>
-                <w:sz w:val="18"/>
-                <w:szCs w:val="18"/>
-                <w:lang w:val="en-US" w:eastAsia="zh-CN"/>
-              </w:rPr>
-            </w:pPr>
-          </w:p>
-        </w:tc>
-        <w:tc>
-          <w:tcPr>
-            <w:tcW w:w="1321" w:type="dxa"/>
-            <w:shd w:val="clear" w:color="auto" w:fill="FFFFFF"/>
-            <w:vAlign w:val="center"/>
-          </w:tcPr>
-          <w:p>
-            <w:pPr>
-              <w:jc w:val="center"/>
-              <w:rPr>
-                <w:rFonts w:hint="default" w:ascii="Times New Roman" w:hAnsi="Times New Roman" w:eastAsia="微软雅黑" w:cs="Times New Roman"/>
-                <w:b/>
-                <w:kern w:val="0"/>
-                <w:sz w:val="18"/>
-                <w:szCs w:val="18"/>
-              </w:rPr>
-            </w:pPr>
-            <w:r>
-              <w:rPr>
-                <w:rFonts w:hint="default" w:ascii="Times New Roman" w:hAnsi="Times New Roman" w:eastAsia="微软雅黑" w:cs="Times New Roman"/>
-                <w:b/>
-                <w:kern w:val="0"/>
-                <w:sz w:val="18"/>
-                <w:szCs w:val="18"/>
-              </w:rPr>
-              <w:t>报告日期：</w:t>
-            </w:r>
-          </w:p>
-        </w:tc>
-        <w:tc>
-          <w:tcPr>
-            <w:tcW w:w="2683" w:type="dxa"/>
-            <w:shd w:val="clear" w:color="auto" w:fill="FFFFFF"/>
-            <w:vAlign w:val="center"/>
-          </w:tcPr>
-          <w:p>
-            <w:pPr>
-              <w:jc w:val="center"/>
-              <w:rPr>
-                <w:rFonts w:hint="default" w:ascii="Times New Roman" w:hAnsi="Times New Roman" w:eastAsia="微软雅黑" w:cs="Times New Roman"/>
-                <w:kern w:val="0"/>
-                <w:lang w:val="en-US" w:eastAsia="zh-CN"/>
-              </w:rPr>
-            </w:pPr>
-            <w:r>
-              <w:rPr>
-                <w:rFonts w:hint="eastAsia" w:ascii="Times New Roman" w:hAnsi="Times New Roman" w:eastAsia="微软雅黑" w:cs="Times New Roman"/>
-                <w:b/>
-                <w:bCs/>
-                <w:kern w:val="0"/>
-                <w:lang w:val="en-US" w:eastAsia="zh-CN"/>
-              </w:rPr>
-              <w:t>{{reportdate2</w:t>
-            </w:r>
-            <w:bookmarkStart w:id="14" w:name="_GoBack"/>
-            <w:bookmarkEnd w:id="14"/>
-            <w:r>
-              <w:rPr>
-                <w:rFonts w:hint="eastAsia" w:ascii="Times New Roman" w:hAnsi="Times New Roman" w:eastAsia="微软雅黑" w:cs="Times New Roman"/>
-                <w:b/>
-                <w:bCs/>
-                <w:kern w:val="0"/>
-                <w:lang w:val="en-US" w:eastAsia="zh-CN"/>
-              </w:rPr>
-              <w:t>}}</w:t>
-            </w:r>
-          </w:p>
-        </w:tc>
-      </w:tr>
-    </w:tbl>
     <w:p>
       <w:pPr>
-        <w:autoSpaceDE w:val="0"/>
-        <w:autoSpaceDN w:val="0"/>
-        <w:adjustRightInd w:val="0"/>
-        <w:ind w:firstLine="1013" w:firstLineChars="633"/>
+        <w:ind w:firstLine="480" w:firstLineChars="300"/>
         <w:jc w:val="left"/>
         <w:rPr>
           <w:rFonts w:hint="default" w:ascii="Times New Roman" w:hAnsi="Times New Roman" w:eastAsia="微软雅黑" w:cs="Times New Roman"/>
-          <w:b/>
           <w:color w:val="000000"/>
           <w:kern w:val="0"/>
           <w:sz w:val="16"/>
           <w:szCs w:val="16"/>
+        </w:rPr>
+      </w:pPr>
+    </w:p>
+    <w:p>
+      <w:pPr>
+        <w:ind w:firstLine="480" w:firstLineChars="300"/>
+        <w:jc w:val="left"/>
+        <w:rPr>
+          <w:rFonts w:hint="default" w:ascii="Times New Roman" w:hAnsi="Times New Roman" w:eastAsia="微软雅黑" w:cs="Times New Roman"/>
+          <w:color w:val="000000"/>
+          <w:kern w:val="0"/>
+          <w:sz w:val="16"/>
+          <w:szCs w:val="16"/>
+        </w:rPr>
+      </w:pPr>
+    </w:p>
+    <w:p>
+      <w:pPr>
+        <w:ind w:firstLine="480" w:firstLineChars="300"/>
+        <w:jc w:val="left"/>
+        <w:rPr>
+          <w:rFonts w:hint="default" w:ascii="Times New Roman" w:hAnsi="Times New Roman" w:eastAsia="微软雅黑" w:cs="Times New Roman"/>
+          <w:color w:val="000000"/>
+          <w:kern w:val="0"/>
+          <w:sz w:val="16"/>
+          <w:szCs w:val="16"/>
+        </w:rPr>
+      </w:pPr>
+    </w:p>
+    <w:p>
+      <w:pPr>
+        <w:ind w:firstLine="540" w:firstLineChars="300"/>
+        <w:jc w:val="left"/>
+        <w:rPr>
+          <w:rFonts w:hint="default" w:ascii="Times New Roman" w:hAnsi="Times New Roman" w:eastAsia="微软雅黑" w:cs="Times New Roman"/>
+          <w:color w:val="000000"/>
+          <w:kern w:val="0"/>
+          <w:sz w:val="16"/>
+          <w:szCs w:val="16"/>
+        </w:rPr>
+      </w:pPr>
+      <w:bookmarkStart w:id="14" w:name="_GoBack"/>
+      <w:bookmarkEnd w:id="14"/>
+      <w:r>
+        <w:rPr>
+          <w:rFonts w:hint="default" w:ascii="Times New Roman" w:hAnsi="Times New Roman" w:eastAsia="微软雅黑" w:cs="Times New Roman"/>
+          <w:b/>
+          <w:color w:val="000000"/>
+          <w:kern w:val="0"/>
+          <w:sz w:val="18"/>
+          <w:szCs w:val="18"/>
+        </w:rPr>
+        <mc:AlternateContent>
+          <mc:Choice Requires="wps">
+            <w:drawing>
+              <wp:anchor distT="0" distB="0" distL="114300" distR="114300" simplePos="0" relativeHeight="251661312" behindDoc="0" locked="0" layoutInCell="1" allowOverlap="1">
+                <wp:simplePos x="0" y="0"/>
+                <wp:positionH relativeFrom="margin">
+                  <wp:posOffset>133985</wp:posOffset>
+                </wp:positionH>
+                <wp:positionV relativeFrom="paragraph">
+                  <wp:posOffset>90170</wp:posOffset>
+                </wp:positionV>
+                <wp:extent cx="5962650" cy="0"/>
+                <wp:effectExtent l="0" t="9525" r="11430" b="13335"/>
+                <wp:wrapNone/>
+                <wp:docPr id="1" name="直接箭头连接符 1"/>
+                <wp:cNvGraphicFramePr/>
+                <a:graphic xmlns:a="http://schemas.openxmlformats.org/drawingml/2006/main">
+                  <a:graphicData uri="http://schemas.microsoft.com/office/word/2010/wordprocessingShape">
+                    <wps:wsp>
+                      <wps:cNvCnPr/>
+                      <wps:spPr>
+                        <a:xfrm>
+                          <a:off x="0" y="0"/>
+                          <a:ext cx="5962650" cy="0"/>
+                        </a:xfrm>
+                        <a:prstGeom prst="straightConnector1">
+                          <a:avLst/>
+                        </a:prstGeom>
+                        <a:ln w="19050" cap="flat" cmpd="sng">
+                          <a:solidFill>
+                            <a:schemeClr val="accent6"/>
+                          </a:solidFill>
+                          <a:prstDash val="solid"/>
+                          <a:headEnd type="none" w="med" len="med"/>
+                          <a:tailEnd type="none" w="med" len="med"/>
+                        </a:ln>
+                        <a:effectLst/>
+                      </wps:spPr>
+                      <wps:bodyPr/>
+                    </wps:wsp>
+                  </a:graphicData>
+                </a:graphic>
+              </wp:anchor>
+            </w:drawing>
+          </mc:Choice>
+          <mc:Fallback>
+            <w:pict>
+              <v:shape id="_x0000_s1026" o:spid="_x0000_s1026" o:spt="32" type="#_x0000_t32" style="position:absolute;left:0pt;margin-left:10.55pt;margin-top:7.1pt;height:0pt;width:469.5pt;mso-position-horizontal-relative:margin;z-index:251661312;mso-width-relative:page;mso-height-relative:page;" filled="f" stroked="t" coordsize="21600,21600" o:gfxdata="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">
+                <v:fill on="f" focussize="0,0"/>
+                <v:stroke weight="1.5pt" color="#70AD47 [3209]" joinstyle="round"/>
+                <v:imagedata o:title=""/>
+                <o:lock v:ext="edit" aspectratio="f"/>
+              </v:shape>
+            </w:pict>
+          </mc:Fallback>
+        </mc:AlternateContent>
+      </w:r>
+    </w:p>
+    <w:p>
+      <w:pPr>
+        <w:pStyle w:val="14"/>
+        <w:widowControl/>
+        <w:jc w:val="center"/>
+        <w:rPr>
+          <w:rFonts w:hint="default" w:ascii="Times New Roman" w:hAnsi="Times New Roman" w:eastAsia="等线"/>
+          <w:sz w:val="22"/>
           <w:lang w:eastAsia="zh-CN"/>
         </w:rPr>
       </w:pPr>
@@ -2608,13 +4067,13 @@
       <w:bookmarkEnd w:id="7"/>
     </w:p>
     <w:sectPr>
-      <w:headerReference r:id="rId3" w:type="default"/>
-      <w:footerReference r:id="rId4" w:type="default"/>
-      <w:pgSz w:w="11906" w:h="16838"/>
-      <w:pgMar w:top="850" w:right="850" w:bottom="850" w:left="850" w:header="851" w:footer="397" w:gutter="0"/>
-      <w:pgNumType w:fmt="decimal"/>
-      <w:cols w:space="425" w:num="1"/>
-      <w:docGrid w:type="lines" w:linePitch="312" w:charSpace="0"/>
+      <w:footerReference r:id="rId5" w:type="default"/>
+      <w:pgSz w:w="11905" w:h="16838"/>
+      <w:pgMar w:top="850" w:right="850" w:bottom="850" w:left="850" w:header="283" w:footer="397" w:gutter="0"/>
+      <w:pgNumType w:fmt="decimal" w:start="1"/>
+      <w:cols w:space="0" w:num="1"/>
+      <w:rtlGutter w:val="0"/>
+      <w:docGrid w:linePitch="312" w:charSpace="0"/>
     </w:sectPr>
   </w:body>
 </w:document>
@@ -2625,7 +4084,482 @@
   <w:p>
     <w:pPr>
       <w:pStyle w:val="9"/>
+      <w:tabs>
+        <w:tab w:val="center" w:pos="5102"/>
+        <w:tab w:val="clear" w:pos="4153"/>
+      </w:tabs>
     </w:pPr>
+    <w:r>
+      <mc:AlternateContent>
+        <mc:Choice Requires="wps">
+          <w:drawing>
+            <wp:anchor distT="0" distB="0" distL="114300" distR="114300" simplePos="0" relativeHeight="251659264" behindDoc="0" locked="0" layoutInCell="1" allowOverlap="1">
+              <wp:simplePos x="0" y="0"/>
+              <wp:positionH relativeFrom="column">
+                <wp:posOffset>-400685</wp:posOffset>
+              </wp:positionH>
+              <wp:positionV relativeFrom="paragraph">
+                <wp:posOffset>1275715</wp:posOffset>
+              </wp:positionV>
+              <wp:extent cx="5884545" cy="372745"/>
+              <wp:effectExtent l="0" t="0" r="0" b="0"/>
+              <wp:wrapNone/>
+              <wp:docPr id="24" name="文本框 6"/>
+              <wp:cNvGraphicFramePr/>
+              <a:graphic xmlns:a="http://schemas.openxmlformats.org/drawingml/2006/main">
+                <a:graphicData uri="http://schemas.microsoft.com/office/word/2010/wordprocessingShape">
+                  <wps:wsp>
+                    <wps:cNvSpPr txBox="1"/>
+                    <wps:spPr>
+                      <a:xfrm>
+                        <a:off x="0" y="0"/>
+                        <a:ext cx="5884545" cy="372745"/>
+                      </a:xfrm>
+                      <a:prstGeom prst="rect">
+                        <a:avLst/>
+                      </a:prstGeom>
+                      <a:noFill/>
+                      <a:ln w="6350">
+                        <a:noFill/>
+                      </a:ln>
+                      <a:effectLst>
+                        <a:innerShdw blurRad="63500" dist="50800">
+                          <a:schemeClr val="bg1">
+                            <a:lumMod val="50000"/>
+                            <a:alpha val="50000"/>
+                          </a:schemeClr>
+                        </a:innerShdw>
+                        <a:softEdge rad="12700"/>
+                      </a:effectLst>
+                    </wps:spPr>
+                    <wps:style>
+                      <a:lnRef idx="0">
+                        <a:schemeClr val="accent1"/>
+                      </a:lnRef>
+                      <a:fillRef idx="0">
+                        <a:schemeClr val="accent1"/>
+                      </a:fillRef>
+                      <a:effectRef idx="0">
+                        <a:schemeClr val="accent1"/>
+                      </a:effectRef>
+                      <a:fontRef idx="minor">
+                        <a:schemeClr val="dk1"/>
+                      </a:fontRef>
+                    </wps:style>
+                    <wps:txbx>
+                      <w:txbxContent>
+                        <w:p>
+                          <w:pPr>
+                            <w:jc w:val="center"/>
+                            <w:rPr>
+                              <w:rFonts w:hint="eastAsia" w:ascii="Times New Roman" w:hAnsi="Times New Roman" w:eastAsia="微软雅黑" w:cs="微软雅黑"/>
+                              <w:b/>
+                              <w:bCs/>
+                              <w:color w:val="FFFFFF" w:themeColor="background1"/>
+                              <w:sz w:val="18"/>
+                              <w:szCs w:val="18"/>
+                              <w:lang w:eastAsia="zh-CN"/>
+                              <w14:textFill>
+                                <w14:solidFill>
+                                  <w14:schemeClr w14:val="bg1"/>
+                                </w14:solidFill>
+                              </w14:textFill>
+                            </w:rPr>
+                          </w:pPr>
+                          <w:r>
+                            <w:rPr>
+                              <w:rFonts w:hint="eastAsia" w:ascii="Times New Roman" w:hAnsi="Times New Roman" w:eastAsia="微软雅黑" w:cs="微软雅黑"/>
+                              <w:b/>
+                              <w:bCs/>
+                              <w:color w:val="FFFFFF" w:themeColor="background1"/>
+                              <w:sz w:val="18"/>
+                              <w:szCs w:val="18"/>
+                              <w:lang w:eastAsia="zh-CN"/>
+                              <w14:textFill>
+                                <w14:solidFill>
+                                  <w14:schemeClr w14:val="bg1"/>
+                                </w14:solidFill>
+                              </w14:textFill>
+                            </w:rPr>
+                            <w:t xml:space="preserve">网址：www.novogene.com </w:t>
+                          </w:r>
+                          <w:r>
+                            <w:rPr>
+                              <w:rFonts w:hint="eastAsia" w:ascii="Times New Roman" w:hAnsi="Times New Roman" w:eastAsia="微软雅黑" w:cs="微软雅黑"/>
+                              <w:b/>
+                              <w:bCs/>
+                              <w:color w:val="FFFFFF" w:themeColor="background1"/>
+                              <w:sz w:val="18"/>
+                              <w:szCs w:val="18"/>
+                              <w:lang w:val="en-US" w:eastAsia="zh-CN"/>
+                              <w14:textFill>
+                                <w14:solidFill>
+                                  <w14:schemeClr w14:val="bg1"/>
+                                </w14:solidFill>
+                              </w14:textFill>
+                            </w:rPr>
+                            <w:t xml:space="preserve">  </w:t>
+                          </w:r>
+                          <w:r>
+                            <w:rPr>
+                              <w:rFonts w:hint="eastAsia" w:ascii="Times New Roman" w:hAnsi="Times New Roman" w:eastAsia="微软雅黑" w:cs="微软雅黑"/>
+                              <w:b/>
+                              <w:bCs/>
+                              <w:color w:val="FFFFFF" w:themeColor="background1"/>
+                              <w:sz w:val="18"/>
+                              <w:szCs w:val="18"/>
+                              <w:lang w:eastAsia="zh-CN"/>
+                              <w14:textFill>
+                                <w14:solidFill>
+                                  <w14:schemeClr w14:val="bg1"/>
+                                </w14:solidFill>
+                              </w14:textFill>
+                            </w:rPr>
+                            <w:t xml:space="preserve"> 邮箱：service@novogene.com </w:t>
+                          </w:r>
+                          <w:r>
+                            <w:rPr>
+                              <w:rFonts w:hint="eastAsia" w:ascii="Times New Roman" w:hAnsi="Times New Roman" w:eastAsia="微软雅黑" w:cs="微软雅黑"/>
+                              <w:b/>
+                              <w:bCs/>
+                              <w:color w:val="FFFFFF" w:themeColor="background1"/>
+                              <w:sz w:val="18"/>
+                              <w:szCs w:val="18"/>
+                              <w:lang w:val="en-US" w:eastAsia="zh-CN"/>
+                              <w14:textFill>
+                                <w14:solidFill>
+                                  <w14:schemeClr w14:val="bg1"/>
+                                </w14:solidFill>
+                              </w14:textFill>
+                            </w:rPr>
+                            <w:t xml:space="preserve">  </w:t>
+                          </w:r>
+                          <w:r>
+                            <w:rPr>
+                              <w:rFonts w:hint="eastAsia" w:ascii="Times New Roman" w:hAnsi="Times New Roman" w:eastAsia="微软雅黑" w:cs="微软雅黑"/>
+                              <w:b/>
+                              <w:bCs/>
+                              <w:color w:val="FFFFFF" w:themeColor="background1"/>
+                              <w:sz w:val="18"/>
+                              <w:szCs w:val="18"/>
+                              <w:lang w:eastAsia="zh-CN"/>
+                              <w14:textFill>
+                                <w14:solidFill>
+                                  <w14:schemeClr w14:val="bg1"/>
+                                </w14:solidFill>
+                              </w14:textFill>
+                            </w:rPr>
+                            <w:t xml:space="preserve"> 电话：010-8283 7801</w:t>
+                          </w:r>
+                        </w:p>
+                        <w:p>
+                          <w:pPr>
+                            <w:jc w:val="right"/>
+                            <w:rPr>
+                              <w:rFonts w:hint="default" w:ascii="微软雅黑" w:hAnsi="微软雅黑" w:eastAsia="微软雅黑" w:cs="微软雅黑"/>
+                              <w:color w:val="808080" w:themeColor="text1" w:themeTint="80"/>
+                              <w:sz w:val="24"/>
+                              <w:szCs w:val="32"/>
+                              <w:lang w:val="en-US" w:eastAsia="zh-CN"/>
+                              <w14:textFill>
+                                <w14:solidFill>
+                                  <w14:schemeClr w14:val="tx1">
+                                    <w14:lumMod w14:val="50000"/>
+                                    <w14:lumOff w14:val="50000"/>
+                                  </w14:schemeClr>
+                                </w14:solidFill>
+                              </w14:textFill>
+                            </w:rPr>
+                          </w:pPr>
+                        </w:p>
+                      </w:txbxContent>
+                    </wps:txbx>
+                    <wps:bodyPr rot="0" spcFirstLastPara="0" vertOverflow="overflow" horzOverflow="overflow" vert="horz" wrap="square" lIns="91440" tIns="45720" rIns="91440" bIns="45720" numCol="1" spcCol="0" rtlCol="0" fromWordArt="0" anchor="t" anchorCtr="0" forceAA="0" compatLnSpc="1">
+                      <a:noAutofit/>
+                    </wps:bodyPr>
+                  </wps:wsp>
+                </a:graphicData>
+              </a:graphic>
+            </wp:anchor>
+          </w:drawing>
+        </mc:Choice>
+        <mc:Fallback>
+          <w:pict>
+            <v:shape id="文本框 6" o:spid="_x0000_s1026" o:spt="202" type="#_x0000_t202" style="position:absolute;left:0pt;margin-left:-31.55pt;margin-top:100.45pt;height:29.35pt;width:463.35pt;z-index:251659264;mso-width-relative:page;mso-height-relative:page;" filled="f" stroked="f" coordsize="21600,21600" o:gfxdata="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">
+              <v:fill on="f" focussize="0,0"/>
+              <v:stroke on="f" weight="0.5pt"/>
+              <v:imagedata o:title=""/>
+              <o:lock v:ext="edit" aspectratio="f"/>
+              <v:textbox>
+                <w:txbxContent>
+                  <w:p>
+                    <w:pPr>
+                      <w:jc w:val="center"/>
+                      <w:rPr>
+                        <w:rFonts w:hint="eastAsia" w:ascii="Times New Roman" w:hAnsi="Times New Roman" w:eastAsia="微软雅黑" w:cs="微软雅黑"/>
+                        <w:b/>
+                        <w:bCs/>
+                        <w:color w:val="FFFFFF" w:themeColor="background1"/>
+                        <w:sz w:val="18"/>
+                        <w:szCs w:val="18"/>
+                        <w:lang w:eastAsia="zh-CN"/>
+                        <w14:textFill>
+                          <w14:solidFill>
+                            <w14:schemeClr w14:val="bg1"/>
+                          </w14:solidFill>
+                        </w14:textFill>
+                      </w:rPr>
+                    </w:pPr>
+                    <w:r>
+                      <w:rPr>
+                        <w:rFonts w:hint="eastAsia" w:ascii="Times New Roman" w:hAnsi="Times New Roman" w:eastAsia="微软雅黑" w:cs="微软雅黑"/>
+                        <w:b/>
+                        <w:bCs/>
+                        <w:color w:val="FFFFFF" w:themeColor="background1"/>
+                        <w:sz w:val="18"/>
+                        <w:szCs w:val="18"/>
+                        <w:lang w:eastAsia="zh-CN"/>
+                        <w14:textFill>
+                          <w14:solidFill>
+                            <w14:schemeClr w14:val="bg1"/>
+                          </w14:solidFill>
+                        </w14:textFill>
+                      </w:rPr>
+                      <w:t xml:space="preserve">网址：www.novogene.com </w:t>
+                    </w:r>
+                    <w:r>
+                      <w:rPr>
+                        <w:rFonts w:hint="eastAsia" w:ascii="Times New Roman" w:hAnsi="Times New Roman" w:eastAsia="微软雅黑" w:cs="微软雅黑"/>
+                        <w:b/>
+                        <w:bCs/>
+                        <w:color w:val="FFFFFF" w:themeColor="background1"/>
+                        <w:sz w:val="18"/>
+                        <w:szCs w:val="18"/>
+                        <w:lang w:val="en-US" w:eastAsia="zh-CN"/>
+                        <w14:textFill>
+                          <w14:solidFill>
+                            <w14:schemeClr w14:val="bg1"/>
+                          </w14:solidFill>
+                        </w14:textFill>
+                      </w:rPr>
+                      <w:t xml:space="preserve">  </w:t>
+                    </w:r>
+                    <w:r>
+                      <w:rPr>
+                        <w:rFonts w:hint="eastAsia" w:ascii="Times New Roman" w:hAnsi="Times New Roman" w:eastAsia="微软雅黑" w:cs="微软雅黑"/>
+                        <w:b/>
+                        <w:bCs/>
+                        <w:color w:val="FFFFFF" w:themeColor="background1"/>
+                        <w:sz w:val="18"/>
+                        <w:szCs w:val="18"/>
+                        <w:lang w:eastAsia="zh-CN"/>
+                        <w14:textFill>
+                          <w14:solidFill>
+                            <w14:schemeClr w14:val="bg1"/>
+                          </w14:solidFill>
+                        </w14:textFill>
+                      </w:rPr>
+                      <w:t xml:space="preserve"> 邮箱：service@novogene.com </w:t>
+                    </w:r>
+                    <w:r>
+                      <w:rPr>
+                        <w:rFonts w:hint="eastAsia" w:ascii="Times New Roman" w:hAnsi="Times New Roman" w:eastAsia="微软雅黑" w:cs="微软雅黑"/>
+                        <w:b/>
+                        <w:bCs/>
+                        <w:color w:val="FFFFFF" w:themeColor="background1"/>
+                        <w:sz w:val="18"/>
+                        <w:szCs w:val="18"/>
+                        <w:lang w:val="en-US" w:eastAsia="zh-CN"/>
+                        <w14:textFill>
+                          <w14:solidFill>
+                            <w14:schemeClr w14:val="bg1"/>
+                          </w14:solidFill>
+                        </w14:textFill>
+                      </w:rPr>
+                      <w:t xml:space="preserve">  </w:t>
+                    </w:r>
+                    <w:r>
+                      <w:rPr>
+                        <w:rFonts w:hint="eastAsia" w:ascii="Times New Roman" w:hAnsi="Times New Roman" w:eastAsia="微软雅黑" w:cs="微软雅黑"/>
+                        <w:b/>
+                        <w:bCs/>
+                        <w:color w:val="FFFFFF" w:themeColor="background1"/>
+                        <w:sz w:val="18"/>
+                        <w:szCs w:val="18"/>
+                        <w:lang w:eastAsia="zh-CN"/>
+                        <w14:textFill>
+                          <w14:solidFill>
+                            <w14:schemeClr w14:val="bg1"/>
+                          </w14:solidFill>
+                        </w14:textFill>
+                      </w:rPr>
+                      <w:t xml:space="preserve"> 电话：010-8283 7801</w:t>
+                    </w:r>
+                  </w:p>
+                  <w:p>
+                    <w:pPr>
+                      <w:jc w:val="right"/>
+                      <w:rPr>
+                        <w:rFonts w:hint="default" w:ascii="微软雅黑" w:hAnsi="微软雅黑" w:eastAsia="微软雅黑" w:cs="微软雅黑"/>
+                        <w:color w:val="808080" w:themeColor="text1" w:themeTint="80"/>
+                        <w:sz w:val="24"/>
+                        <w:szCs w:val="32"/>
+                        <w:lang w:val="en-US" w:eastAsia="zh-CN"/>
+                        <w14:textFill>
+                          <w14:solidFill>
+                            <w14:schemeClr w14:val="tx1">
+                              <w14:lumMod w14:val="50000"/>
+                              <w14:lumOff w14:val="50000"/>
+                            </w14:schemeClr>
+                          </w14:solidFill>
+                        </w14:textFill>
+                      </w:rPr>
+                    </w:pPr>
+                  </w:p>
+                </w:txbxContent>
+              </v:textbox>
+            </v:shape>
+          </w:pict>
+        </mc:Fallback>
+      </mc:AlternateContent>
+    </w:r>
+    <w:r>
+      <w:rPr>
+        <w:rFonts w:hint="eastAsia"/>
+        <w:lang w:eastAsia="zh-CN"/>
+      </w:rPr>
+      <w:tab/>
+    </w:r>
+  </w:p>
+</w:ftr>
+</file>
+
+<file path=word/footer2.xml><?xml version="1.0" encoding="utf-8"?>
+<w:ftr xmlns:wpc="http://schemas.microsoft.com/office/word/2010/wordprocessingCanvas" xmlns:mc="http://schemas.openxmlformats.org/markup-compatibility/2006" xmlns:o="urn:schemas-microsoft-com:office:office" xmlns:r="http://schemas.openxmlformats.org/officeDocument/2006/relationships" xmlns:m="http://schemas.openxmlformats.org/officeDocument/2006/math" xmlns:v="urn:schemas-microsoft-com:vml" xmlns:wp14="http://schemas.microsoft.com/office/word/2010/wordprocessingDrawing" xmlns:wp="http://schemas.openxmlformats.org/drawingml/2006/wordprocessingDrawing" xmlns:w10="urn:schemas-microsoft-com:office:word" xmlns:w="http://schemas.openxmlformats.org/wordprocessingml/2006/main" xmlns:w14="http://schemas.microsoft.com/office/word/2010/wordml" xmlns:w15="http://schemas.microsoft.com/office/word/2012/wordml" xmlns:wpg="http://schemas.microsoft.com/office/word/2010/wordprocessingGroup" xmlns:wpi="http://schemas.microsoft.com/office/word/2010/wordprocessingInk" xmlns:wne="http://schemas.microsoft.com/office/word/2006/wordml" xmlns:wps="http://schemas.microsoft.com/office/word/2010/wordprocessingShape" xmlns:wpsCustomData="http://www.wps.cn/officeDocument/2013/wpsCustomData" mc:Ignorable="w14 w15 wp14">
+  <w:p>
+    <w:pPr>
+      <w:pStyle w:val="9"/>
+    </w:pPr>
+    <w:r>
+      <w:rPr>
+        <w:sz w:val="18"/>
+      </w:rPr>
+      <mc:AlternateContent>
+        <mc:Choice Requires="wps">
+          <w:drawing>
+            <wp:anchor distT="0" distB="0" distL="114300" distR="114300" simplePos="0" relativeHeight="251660288" behindDoc="0" locked="0" layoutInCell="1" allowOverlap="1">
+              <wp:simplePos x="0" y="0"/>
+              <wp:positionH relativeFrom="margin">
+                <wp:align>center</wp:align>
+              </wp:positionH>
+              <wp:positionV relativeFrom="paragraph">
+                <wp:posOffset>0</wp:posOffset>
+              </wp:positionV>
+              <wp:extent cx="1828800" cy="1828800"/>
+              <wp:effectExtent l="0" t="0" r="0" b="0"/>
+              <wp:wrapNone/>
+              <wp:docPr id="7" name="文本框 7"/>
+              <wp:cNvGraphicFramePr/>
+              <a:graphic xmlns:a="http://schemas.openxmlformats.org/drawingml/2006/main">
+                <a:graphicData uri="http://schemas.microsoft.com/office/word/2010/wordprocessingShape">
+                  <wps:wsp>
+                    <wps:cNvSpPr txBox="1"/>
+                    <wps:spPr>
+                      <a:xfrm>
+                        <a:off x="0" y="0"/>
+                        <a:ext cx="1828800" cy="1828800"/>
+                      </a:xfrm>
+                      <a:prstGeom prst="rect">
+                        <a:avLst/>
+                      </a:prstGeom>
+                      <a:noFill/>
+                      <a:ln w="6350">
+                        <a:noFill/>
+                      </a:ln>
+                    </wps:spPr>
+                    <wps:style>
+                      <a:lnRef idx="0">
+                        <a:schemeClr val="accent1"/>
+                      </a:lnRef>
+                      <a:fillRef idx="0">
+                        <a:schemeClr val="accent1"/>
+                      </a:fillRef>
+                      <a:effectRef idx="0">
+                        <a:schemeClr val="accent1"/>
+                      </a:effectRef>
+                      <a:fontRef idx="minor">
+                        <a:schemeClr val="dk1"/>
+                      </a:fontRef>
+                    </wps:style>
+                    <wps:txbx>
+                      <w:txbxContent>
+                        <w:p>
+                          <w:pPr>
+                            <w:pStyle w:val="9"/>
+                          </w:pPr>
+                          <w:r>
+                            <w:fldChar w:fldCharType="begin"/>
+                          </w:r>
+                          <w:r>
+                            <w:instrText xml:space="preserve"> PAGE  \* MERGEFORMAT </w:instrText>
+                          </w:r>
+                          <w:r>
+                            <w:fldChar w:fldCharType="separate"/>
+                          </w:r>
+                          <w:r>
+                            <w:t>1</w:t>
+                          </w:r>
+                          <w:r>
+                            <w:fldChar w:fldCharType="end"/>
+                          </w:r>
+                        </w:p>
+                      </w:txbxContent>
+                    </wps:txbx>
+                    <wps:bodyPr rot="0" spcFirstLastPara="0" vertOverflow="overflow" horzOverflow="overflow" vert="horz" wrap="none" lIns="0" tIns="0" rIns="0" bIns="0" numCol="1" spcCol="0" rtlCol="0" fromWordArt="0" anchor="t" anchorCtr="0" forceAA="0" upright="0" compatLnSpc="1">
+                      <a:spAutoFit/>
+                    </wps:bodyPr>
+                  </wps:wsp>
+                </a:graphicData>
+              </a:graphic>
+            </wp:anchor>
+          </w:drawing>
+        </mc:Choice>
+        <mc:Fallback>
+          <w:pict>
+            <v:shape id="_x0000_s1026" o:spid="_x0000_s1026" o:spt="202" type="#_x0000_t202" style="position:absolute;left:0pt;margin-top:0pt;height:144pt;width:144pt;mso-position-horizontal:center;mso-position-horizontal-relative:margin;mso-wrap-style:none;z-index:251660288;mso-width-relative:page;mso-height-relative:page;" filled="f" stroked="f" coordsize="21600,21600" o:gfxdata="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">
+              <v:fill on="f" focussize="0,0"/>
+              <v:stroke on="f" weight="0.5pt"/>
+              <v:imagedata o:title=""/>
+              <o:lock v:ext="edit" aspectratio="f"/>
+              <v:textbox inset="0mm,0mm,0mm,0mm" style="mso-fit-shape-to-text:t;">
+                <w:txbxContent>
+                  <w:p>
+                    <w:pPr>
+                      <w:pStyle w:val="9"/>
+                    </w:pPr>
+                    <w:r>
+                      <w:fldChar w:fldCharType="begin"/>
+                    </w:r>
+                    <w:r>
+                      <w:instrText xml:space="preserve"> PAGE  \* MERGEFORMAT </w:instrText>
+                    </w:r>
+                    <w:r>
+                      <w:fldChar w:fldCharType="separate"/>
+                    </w:r>
+                    <w:r>
+                      <w:t>1</w:t>
+                    </w:r>
+                    <w:r>
+                      <w:fldChar w:fldCharType="end"/>
+                    </w:r>
+                  </w:p>
+                </w:txbxContent>
+              </v:textbox>
+            </v:shape>
+          </w:pict>
+        </mc:Fallback>
+      </mc:AlternateContent>
+    </w:r>
   </w:p>
 </w:ftr>
 </file>
@@ -4667,7 +6601,10 @@
 
 <file path=customXml/item1.xml><?xml version="1.0" encoding="utf-8"?>
 <s:customData xmlns="http://www.wps.cn/officeDocument/2013/wpsCustomData" xmlns:s="http://www.wps.cn/officeDocument/2013/wpsCustomData">
-  <customSectProps/>
+  <customSectProps>
+    <customSectPr/>
+    <customSectPr/>
+  </customSectProps>
   <customShpExts>
     <customShpInfo spid="_x0000_s1026" textRotate="1"/>
   </customShpExts>
